--- a/Моделирование депропанизатора в статическом и динамическом режимах.docx
+++ b/Моделирование депропанизатора в статическом и динамическом режимах.docx
@@ -417,6 +417,21 @@
           <w:sz w:val="28"/>
         </w:rPr>
         <w:t xml:space="preserve">    3.1. Моделирование в статическом режиме</w:t>
+      </w:r>
+    </w:p>
+    <w:p>
+      <w:pPr>
+        <w:spacing w:line="360" w:lineRule="auto" w:after="0" w:before="0"/>
+        <w:jc w:val="both"/>
+      </w:pPr>
+      <w:r>
+        <w:rPr>
+          <w:rFonts w:ascii="Times New Roman" w:hAnsi="Times New Roman" w:cs="Times New Roman" w:eastAsia="Times New Roman"/>
+          <w:b w:val="0"/>
+          <w:i w:val="0"/>
+          <w:sz w:val="28"/>
+        </w:rPr>
+        <w:t xml:space="preserve">    3.1.4. Сопоставление результатов с литературными и нормативными данными</w:t>
       </w:r>
     </w:p>
     <w:p>
@@ -6618,6 +6633,2491 @@
         <w:keepNext/>
         <w:spacing w:before="120" w:after="120"/>
         <w:ind w:firstLine="709"/>
+      </w:pPr>
+      <w:r>
+        <w:rPr>
+          <w:rFonts w:ascii="Times New Roman" w:hAnsi="Times New Roman" w:cs="Times New Roman" w:eastAsia="Times New Roman"/>
+          <w:b/>
+          <w:i/>
+          <w:sz w:val="28"/>
+        </w:rPr>
+        <w:t>3.1.4. Сопоставление результатов расчёта с литературными и нормативными данными</w:t>
+      </w:r>
+    </w:p>
+    <w:p>
+      <w:pPr>
+        <w:spacing w:line="360" w:lineRule="auto" w:after="0" w:before="0"/>
+        <w:ind w:firstLine="709"/>
+        <w:jc w:val="both"/>
+      </w:pPr>
+      <w:r>
+        <w:rPr>
+          <w:rFonts w:ascii="Times New Roman" w:hAnsi="Times New Roman" w:cs="Times New Roman" w:eastAsia="Times New Roman"/>
+          <w:b w:val="0"/>
+          <w:i w:val="0"/>
+          <w:sz w:val="28"/>
+        </w:rPr>
+        <w:t>Для подтверждения адекватности построенной модели расчётные параметры режима работы депропанизатора сопоставлены с характерными значениями, приводимыми в инженерных справочниках и нормативной документации. В качестве источников использованы: монография Mokhatab S., Poe W. A. «Handbook of Natural Gas Transmission and Processing» [1], книга Kister H. Z. «Distillation Design» [3], справочник GPSA Engineering Data Book [11], монография Luyben W. L. «Distillation Design and Control Using Aspen Simulation» [7], а также действующий ГОСТ Р 52087-2018 «Газы углеводородные сжиженные топливные. Технические условия» [12].</w:t>
+      </w:r>
+    </w:p>
+    <w:p>
+      <w:pPr>
+        <w:spacing w:line="360" w:lineRule="auto" w:after="0" w:before="0"/>
+        <w:ind w:firstLine="709"/>
+        <w:jc w:val="both"/>
+      </w:pPr>
+      <w:r>
+        <w:rPr>
+          <w:rFonts w:ascii="Times New Roman" w:hAnsi="Times New Roman" w:cs="Times New Roman" w:eastAsia="Times New Roman"/>
+          <w:b w:val="0"/>
+          <w:i w:val="0"/>
+          <w:sz w:val="28"/>
+        </w:rPr>
+        <w:t>Сводное сопоставление расчётных параметров со значениями, характерными для промышленных депропанизаторов и нормативных требований, приведено в Таблице 7. Дополнительно в Таблице 8 выполнено сравнение состава полученного дистиллята с требованиями ГОСТ Р 52087-2018 к товарным маркам пропана.</w:t>
+      </w:r>
+    </w:p>
+    <w:p>
+      <w:pPr>
+        <w:spacing w:before="120" w:after="60"/>
+        <w:ind w:firstLine="0"/>
+        <w:jc w:val="left"/>
+      </w:pPr>
+      <w:r>
+        <w:rPr>
+          <w:rFonts w:ascii="Times New Roman" w:hAnsi="Times New Roman" w:cs="Times New Roman" w:eastAsia="Times New Roman"/>
+          <w:b w:val="0"/>
+          <w:i w:val="0"/>
+          <w:sz w:val="28"/>
+        </w:rPr>
+        <w:t>Таблица 7 — Сопоставление расчётных параметров с литературными данными для промышленных депропанизаторов</w:t>
+      </w:r>
+    </w:p>
+    <w:tbl>
+      <w:tblPr>
+        <w:tblW w:type="auto" w:w="0"/>
+        <w:jc w:val="center"/>
+        <w:tblLook w:firstColumn="1" w:firstRow="1" w:lastColumn="0" w:lastRow="0" w:noHBand="0" w:noVBand="1" w:val="04A0"/>
+      </w:tblPr>
+      <w:tblGrid>
+        <w:gridCol w:w="1938"/>
+        <w:gridCol w:w="1938"/>
+        <w:gridCol w:w="1938"/>
+        <w:gridCol w:w="1938"/>
+        <w:gridCol w:w="1938"/>
+      </w:tblGrid>
+      <w:tr>
+        <w:tc>
+          <w:tcPr>
+            <w:tcW w:type="dxa" w:w="3118"/>
+            <w:vAlign w:val="center"/>
+            <w:tcBorders>
+              <w:top w:val="single" w:sz="6" w:color="000000"/>
+              <w:left w:val="single" w:sz="6" w:color="000000"/>
+              <w:bottom w:val="single" w:sz="6" w:color="000000"/>
+              <w:right w:val="single" w:sz="6" w:color="000000"/>
+            </w:tcBorders>
+          </w:tcPr>
+          <w:p>
+            <w:pPr>
+              <w:jc w:val="center"/>
+            </w:pPr>
+            <w:r/>
+            <w:r>
+              <w:rPr>
+                <w:rFonts w:ascii="Times New Roman" w:hAnsi="Times New Roman" w:cs="Times New Roman" w:eastAsia="Times New Roman"/>
+                <w:b/>
+                <w:i w:val="0"/>
+                <w:sz w:val="24"/>
+              </w:rPr>
+              <w:t>Параметр</w:t>
+            </w:r>
+          </w:p>
+        </w:tc>
+        <w:tc>
+          <w:tcPr>
+            <w:tcW w:type="dxa" w:w="1361"/>
+            <w:vAlign w:val="center"/>
+            <w:tcBorders>
+              <w:top w:val="single" w:sz="6" w:color="000000"/>
+              <w:left w:val="single" w:sz="6" w:color="000000"/>
+              <w:bottom w:val="single" w:sz="6" w:color="000000"/>
+              <w:right w:val="single" w:sz="6" w:color="000000"/>
+            </w:tcBorders>
+          </w:tcPr>
+          <w:p>
+            <w:pPr>
+              <w:jc w:val="center"/>
+            </w:pPr>
+            <w:r/>
+            <w:r>
+              <w:rPr>
+                <w:rFonts w:ascii="Times New Roman" w:hAnsi="Times New Roman" w:cs="Times New Roman" w:eastAsia="Times New Roman"/>
+                <w:b/>
+                <w:i w:val="0"/>
+                <w:sz w:val="24"/>
+              </w:rPr>
+              <w:t>Расчёт</w:t>
+            </w:r>
+          </w:p>
+        </w:tc>
+        <w:tc>
+          <w:tcPr>
+            <w:tcW w:type="dxa" w:w="2041"/>
+            <w:vAlign w:val="center"/>
+            <w:tcBorders>
+              <w:top w:val="single" w:sz="6" w:color="000000"/>
+              <w:left w:val="single" w:sz="6" w:color="000000"/>
+              <w:bottom w:val="single" w:sz="6" w:color="000000"/>
+              <w:right w:val="single" w:sz="6" w:color="000000"/>
+            </w:tcBorders>
+          </w:tcPr>
+          <w:p>
+            <w:pPr>
+              <w:jc w:val="center"/>
+            </w:pPr>
+            <w:r/>
+            <w:r>
+              <w:rPr>
+                <w:rFonts w:ascii="Times New Roman" w:hAnsi="Times New Roman" w:cs="Times New Roman" w:eastAsia="Times New Roman"/>
+                <w:b/>
+                <w:i w:val="0"/>
+                <w:sz w:val="24"/>
+              </w:rPr>
+              <w:t>Литература</w:t>
+            </w:r>
+          </w:p>
+        </w:tc>
+        <w:tc>
+          <w:tcPr>
+            <w:tcW w:type="dxa" w:w="1417"/>
+            <w:vAlign w:val="center"/>
+            <w:tcBorders>
+              <w:top w:val="single" w:sz="6" w:color="000000"/>
+              <w:left w:val="single" w:sz="6" w:color="000000"/>
+              <w:bottom w:val="single" w:sz="6" w:color="000000"/>
+              <w:right w:val="single" w:sz="6" w:color="000000"/>
+            </w:tcBorders>
+          </w:tcPr>
+          <w:p>
+            <w:pPr>
+              <w:jc w:val="center"/>
+            </w:pPr>
+            <w:r/>
+            <w:r>
+              <w:rPr>
+                <w:rFonts w:ascii="Times New Roman" w:hAnsi="Times New Roman" w:cs="Times New Roman" w:eastAsia="Times New Roman"/>
+                <w:b/>
+                <w:i w:val="0"/>
+                <w:sz w:val="24"/>
+              </w:rPr>
+              <w:t>Источник</w:t>
+            </w:r>
+          </w:p>
+        </w:tc>
+        <w:tc>
+          <w:tcPr>
+            <w:tcW w:type="dxa" w:w="1134"/>
+            <w:vAlign w:val="center"/>
+            <w:tcBorders>
+              <w:top w:val="single" w:sz="6" w:color="000000"/>
+              <w:left w:val="single" w:sz="6" w:color="000000"/>
+              <w:bottom w:val="single" w:sz="6" w:color="000000"/>
+              <w:right w:val="single" w:sz="6" w:color="000000"/>
+            </w:tcBorders>
+          </w:tcPr>
+          <w:p>
+            <w:pPr>
+              <w:jc w:val="center"/>
+            </w:pPr>
+            <w:r/>
+            <w:r>
+              <w:rPr>
+                <w:rFonts w:ascii="Times New Roman" w:hAnsi="Times New Roman" w:cs="Times New Roman" w:eastAsia="Times New Roman"/>
+                <w:b/>
+                <w:i w:val="0"/>
+                <w:sz w:val="24"/>
+              </w:rPr>
+              <w:t>Согласие</w:t>
+            </w:r>
+          </w:p>
+        </w:tc>
+      </w:tr>
+      <w:tr>
+        <w:tc>
+          <w:tcPr>
+            <w:tcW w:type="dxa" w:w="3118"/>
+            <w:vAlign w:val="center"/>
+            <w:tcBorders>
+              <w:top w:val="single" w:sz="6" w:color="000000"/>
+              <w:left w:val="single" w:sz="6" w:color="000000"/>
+              <w:bottom w:val="single" w:sz="6" w:color="000000"/>
+              <w:right w:val="single" w:sz="6" w:color="000000"/>
+            </w:tcBorders>
+          </w:tcPr>
+          <w:p>
+            <w:pPr>
+              <w:jc w:val="left"/>
+            </w:pPr>
+            <w:r/>
+            <w:r>
+              <w:rPr>
+                <w:rFonts w:ascii="Times New Roman" w:hAnsi="Times New Roman" w:cs="Times New Roman" w:eastAsia="Times New Roman"/>
+                <w:b w:val="0"/>
+                <w:i w:val="0"/>
+                <w:sz w:val="24"/>
+              </w:rPr>
+              <w:t>Рабочее давление в верху колонны, МПа</w:t>
+            </w:r>
+          </w:p>
+        </w:tc>
+        <w:tc>
+          <w:tcPr>
+            <w:tcW w:type="dxa" w:w="1361"/>
+            <w:vAlign w:val="center"/>
+            <w:tcBorders>
+              <w:top w:val="single" w:sz="6" w:color="000000"/>
+              <w:left w:val="single" w:sz="6" w:color="000000"/>
+              <w:bottom w:val="single" w:sz="6" w:color="000000"/>
+              <w:right w:val="single" w:sz="6" w:color="000000"/>
+            </w:tcBorders>
+          </w:tcPr>
+          <w:p>
+            <w:pPr>
+              <w:jc w:val="center"/>
+            </w:pPr>
+            <w:r/>
+            <w:r>
+              <w:rPr>
+                <w:rFonts w:ascii="Times New Roman" w:hAnsi="Times New Roman" w:cs="Times New Roman" w:eastAsia="Times New Roman"/>
+                <w:b w:val="0"/>
+                <w:i w:val="0"/>
+                <w:sz w:val="24"/>
+              </w:rPr>
+              <w:t>1,925</w:t>
+            </w:r>
+          </w:p>
+        </w:tc>
+        <w:tc>
+          <w:tcPr>
+            <w:tcW w:type="dxa" w:w="2041"/>
+            <w:vAlign w:val="center"/>
+            <w:tcBorders>
+              <w:top w:val="single" w:sz="6" w:color="000000"/>
+              <w:left w:val="single" w:sz="6" w:color="000000"/>
+              <w:bottom w:val="single" w:sz="6" w:color="000000"/>
+              <w:right w:val="single" w:sz="6" w:color="000000"/>
+            </w:tcBorders>
+          </w:tcPr>
+          <w:p>
+            <w:pPr>
+              <w:jc w:val="center"/>
+            </w:pPr>
+            <w:r/>
+            <w:r>
+              <w:rPr>
+                <w:rFonts w:ascii="Times New Roman" w:hAnsi="Times New Roman" w:cs="Times New Roman" w:eastAsia="Times New Roman"/>
+                <w:b w:val="0"/>
+                <w:i w:val="0"/>
+                <w:sz w:val="24"/>
+              </w:rPr>
+              <w:t>1,4–2,0</w:t>
+            </w:r>
+          </w:p>
+        </w:tc>
+        <w:tc>
+          <w:tcPr>
+            <w:tcW w:type="dxa" w:w="1417"/>
+            <w:vAlign w:val="center"/>
+            <w:tcBorders>
+              <w:top w:val="single" w:sz="6" w:color="000000"/>
+              <w:left w:val="single" w:sz="6" w:color="000000"/>
+              <w:bottom w:val="single" w:sz="6" w:color="000000"/>
+              <w:right w:val="single" w:sz="6" w:color="000000"/>
+            </w:tcBorders>
+          </w:tcPr>
+          <w:p>
+            <w:pPr>
+              <w:jc w:val="center"/>
+            </w:pPr>
+            <w:r/>
+            <w:r>
+              <w:rPr>
+                <w:rFonts w:ascii="Times New Roman" w:hAnsi="Times New Roman" w:cs="Times New Roman" w:eastAsia="Times New Roman"/>
+                <w:b w:val="0"/>
+                <w:i w:val="0"/>
+                <w:sz w:val="24"/>
+              </w:rPr>
+              <w:t>[1, 3, 11]</w:t>
+            </w:r>
+          </w:p>
+        </w:tc>
+        <w:tc>
+          <w:tcPr>
+            <w:tcW w:type="dxa" w:w="1134"/>
+            <w:vAlign w:val="center"/>
+            <w:tcBorders>
+              <w:top w:val="single" w:sz="6" w:color="000000"/>
+              <w:left w:val="single" w:sz="6" w:color="000000"/>
+              <w:bottom w:val="single" w:sz="6" w:color="000000"/>
+              <w:right w:val="single" w:sz="6" w:color="000000"/>
+            </w:tcBorders>
+          </w:tcPr>
+          <w:p>
+            <w:pPr>
+              <w:jc w:val="center"/>
+            </w:pPr>
+            <w:r/>
+            <w:r>
+              <w:rPr>
+                <w:rFonts w:ascii="Times New Roman" w:hAnsi="Times New Roman" w:cs="Times New Roman" w:eastAsia="Times New Roman"/>
+                <w:b w:val="0"/>
+                <w:i w:val="0"/>
+                <w:sz w:val="24"/>
+              </w:rPr>
+              <w:t>Да</w:t>
+            </w:r>
+          </w:p>
+        </w:tc>
+      </w:tr>
+      <w:tr>
+        <w:tc>
+          <w:tcPr>
+            <w:tcW w:type="dxa" w:w="3118"/>
+            <w:vAlign w:val="center"/>
+            <w:tcBorders>
+              <w:top w:val="single" w:sz="6" w:color="000000"/>
+              <w:left w:val="single" w:sz="6" w:color="000000"/>
+              <w:bottom w:val="single" w:sz="6" w:color="000000"/>
+              <w:right w:val="single" w:sz="6" w:color="000000"/>
+            </w:tcBorders>
+          </w:tcPr>
+          <w:p>
+            <w:pPr>
+              <w:jc w:val="left"/>
+            </w:pPr>
+            <w:r/>
+            <w:r>
+              <w:rPr>
+                <w:rFonts w:ascii="Times New Roman" w:hAnsi="Times New Roman" w:cs="Times New Roman" w:eastAsia="Times New Roman"/>
+                <w:b w:val="0"/>
+                <w:i w:val="0"/>
+                <w:sz w:val="24"/>
+              </w:rPr>
+              <w:t>Температура верха колонны, °C</w:t>
+            </w:r>
+          </w:p>
+        </w:tc>
+        <w:tc>
+          <w:tcPr>
+            <w:tcW w:type="dxa" w:w="1361"/>
+            <w:vAlign w:val="center"/>
+            <w:tcBorders>
+              <w:top w:val="single" w:sz="6" w:color="000000"/>
+              <w:left w:val="single" w:sz="6" w:color="000000"/>
+              <w:bottom w:val="single" w:sz="6" w:color="000000"/>
+              <w:right w:val="single" w:sz="6" w:color="000000"/>
+            </w:tcBorders>
+          </w:tcPr>
+          <w:p>
+            <w:pPr>
+              <w:jc w:val="center"/>
+            </w:pPr>
+            <w:r/>
+            <w:r>
+              <w:rPr>
+                <w:rFonts w:ascii="Times New Roman" w:hAnsi="Times New Roman" w:cs="Times New Roman" w:eastAsia="Times New Roman"/>
+                <w:b w:val="0"/>
+                <w:i w:val="0"/>
+                <w:sz w:val="24"/>
+              </w:rPr>
+              <w:t>84,2</w:t>
+            </w:r>
+          </w:p>
+        </w:tc>
+        <w:tc>
+          <w:tcPr>
+            <w:tcW w:type="dxa" w:w="2041"/>
+            <w:vAlign w:val="center"/>
+            <w:tcBorders>
+              <w:top w:val="single" w:sz="6" w:color="000000"/>
+              <w:left w:val="single" w:sz="6" w:color="000000"/>
+              <w:bottom w:val="single" w:sz="6" w:color="000000"/>
+              <w:right w:val="single" w:sz="6" w:color="000000"/>
+            </w:tcBorders>
+          </w:tcPr>
+          <w:p>
+            <w:pPr>
+              <w:jc w:val="center"/>
+            </w:pPr>
+            <w:r/>
+            <w:r>
+              <w:rPr>
+                <w:rFonts w:ascii="Times New Roman" w:hAnsi="Times New Roman" w:cs="Times New Roman" w:eastAsia="Times New Roman"/>
+                <w:b w:val="0"/>
+                <w:i w:val="0"/>
+                <w:sz w:val="24"/>
+              </w:rPr>
+              <w:t>40–95 (партиальный конденсатор)</w:t>
+            </w:r>
+          </w:p>
+        </w:tc>
+        <w:tc>
+          <w:tcPr>
+            <w:tcW w:type="dxa" w:w="1417"/>
+            <w:vAlign w:val="center"/>
+            <w:tcBorders>
+              <w:top w:val="single" w:sz="6" w:color="000000"/>
+              <w:left w:val="single" w:sz="6" w:color="000000"/>
+              <w:bottom w:val="single" w:sz="6" w:color="000000"/>
+              <w:right w:val="single" w:sz="6" w:color="000000"/>
+            </w:tcBorders>
+          </w:tcPr>
+          <w:p>
+            <w:pPr>
+              <w:jc w:val="center"/>
+            </w:pPr>
+            <w:r/>
+            <w:r>
+              <w:rPr>
+                <w:rFonts w:ascii="Times New Roman" w:hAnsi="Times New Roman" w:cs="Times New Roman" w:eastAsia="Times New Roman"/>
+                <w:b w:val="0"/>
+                <w:i w:val="0"/>
+                <w:sz w:val="24"/>
+              </w:rPr>
+              <w:t>[1, 11]</w:t>
+            </w:r>
+          </w:p>
+        </w:tc>
+        <w:tc>
+          <w:tcPr>
+            <w:tcW w:type="dxa" w:w="1134"/>
+            <w:vAlign w:val="center"/>
+            <w:tcBorders>
+              <w:top w:val="single" w:sz="6" w:color="000000"/>
+              <w:left w:val="single" w:sz="6" w:color="000000"/>
+              <w:bottom w:val="single" w:sz="6" w:color="000000"/>
+              <w:right w:val="single" w:sz="6" w:color="000000"/>
+            </w:tcBorders>
+          </w:tcPr>
+          <w:p>
+            <w:pPr>
+              <w:jc w:val="center"/>
+            </w:pPr>
+            <w:r/>
+            <w:r>
+              <w:rPr>
+                <w:rFonts w:ascii="Times New Roman" w:hAnsi="Times New Roman" w:cs="Times New Roman" w:eastAsia="Times New Roman"/>
+                <w:b w:val="0"/>
+                <w:i w:val="0"/>
+                <w:sz w:val="24"/>
+              </w:rPr>
+              <w:t>Да</w:t>
+            </w:r>
+          </w:p>
+        </w:tc>
+      </w:tr>
+      <w:tr>
+        <w:tc>
+          <w:tcPr>
+            <w:tcW w:type="dxa" w:w="3118"/>
+            <w:vAlign w:val="center"/>
+            <w:tcBorders>
+              <w:top w:val="single" w:sz="6" w:color="000000"/>
+              <w:left w:val="single" w:sz="6" w:color="000000"/>
+              <w:bottom w:val="single" w:sz="6" w:color="000000"/>
+              <w:right w:val="single" w:sz="6" w:color="000000"/>
+            </w:tcBorders>
+          </w:tcPr>
+          <w:p>
+            <w:pPr>
+              <w:jc w:val="left"/>
+            </w:pPr>
+            <w:r/>
+            <w:r>
+              <w:rPr>
+                <w:rFonts w:ascii="Times New Roman" w:hAnsi="Times New Roman" w:cs="Times New Roman" w:eastAsia="Times New Roman"/>
+                <w:b w:val="0"/>
+                <w:i w:val="0"/>
+                <w:sz w:val="24"/>
+              </w:rPr>
+              <w:t>Температура низа колонны, °C</w:t>
+            </w:r>
+          </w:p>
+        </w:tc>
+        <w:tc>
+          <w:tcPr>
+            <w:tcW w:type="dxa" w:w="1361"/>
+            <w:vAlign w:val="center"/>
+            <w:tcBorders>
+              <w:top w:val="single" w:sz="6" w:color="000000"/>
+              <w:left w:val="single" w:sz="6" w:color="000000"/>
+              <w:bottom w:val="single" w:sz="6" w:color="000000"/>
+              <w:right w:val="single" w:sz="6" w:color="000000"/>
+            </w:tcBorders>
+          </w:tcPr>
+          <w:p>
+            <w:pPr>
+              <w:jc w:val="center"/>
+            </w:pPr>
+            <w:r/>
+            <w:r>
+              <w:rPr>
+                <w:rFonts w:ascii="Times New Roman" w:hAnsi="Times New Roman" w:cs="Times New Roman" w:eastAsia="Times New Roman"/>
+                <w:b w:val="0"/>
+                <w:i w:val="0"/>
+                <w:sz w:val="24"/>
+              </w:rPr>
+              <w:t>163,8</w:t>
+            </w:r>
+          </w:p>
+        </w:tc>
+        <w:tc>
+          <w:tcPr>
+            <w:tcW w:type="dxa" w:w="2041"/>
+            <w:vAlign w:val="center"/>
+            <w:tcBorders>
+              <w:top w:val="single" w:sz="6" w:color="000000"/>
+              <w:left w:val="single" w:sz="6" w:color="000000"/>
+              <w:bottom w:val="single" w:sz="6" w:color="000000"/>
+              <w:right w:val="single" w:sz="6" w:color="000000"/>
+            </w:tcBorders>
+          </w:tcPr>
+          <w:p>
+            <w:pPr>
+              <w:jc w:val="center"/>
+            </w:pPr>
+            <w:r/>
+            <w:r>
+              <w:rPr>
+                <w:rFonts w:ascii="Times New Roman" w:hAnsi="Times New Roman" w:cs="Times New Roman" w:eastAsia="Times New Roman"/>
+                <w:b w:val="0"/>
+                <w:i w:val="0"/>
+                <w:sz w:val="24"/>
+              </w:rPr>
+              <w:t>110–180</w:t>
+            </w:r>
+          </w:p>
+        </w:tc>
+        <w:tc>
+          <w:tcPr>
+            <w:tcW w:type="dxa" w:w="1417"/>
+            <w:vAlign w:val="center"/>
+            <w:tcBorders>
+              <w:top w:val="single" w:sz="6" w:color="000000"/>
+              <w:left w:val="single" w:sz="6" w:color="000000"/>
+              <w:bottom w:val="single" w:sz="6" w:color="000000"/>
+              <w:right w:val="single" w:sz="6" w:color="000000"/>
+            </w:tcBorders>
+          </w:tcPr>
+          <w:p>
+            <w:pPr>
+              <w:jc w:val="center"/>
+            </w:pPr>
+            <w:r/>
+            <w:r>
+              <w:rPr>
+                <w:rFonts w:ascii="Times New Roman" w:hAnsi="Times New Roman" w:cs="Times New Roman" w:eastAsia="Times New Roman"/>
+                <w:b w:val="0"/>
+                <w:i w:val="0"/>
+                <w:sz w:val="24"/>
+              </w:rPr>
+              <w:t>[1, 11]</w:t>
+            </w:r>
+          </w:p>
+        </w:tc>
+        <w:tc>
+          <w:tcPr>
+            <w:tcW w:type="dxa" w:w="1134"/>
+            <w:vAlign w:val="center"/>
+            <w:tcBorders>
+              <w:top w:val="single" w:sz="6" w:color="000000"/>
+              <w:left w:val="single" w:sz="6" w:color="000000"/>
+              <w:bottom w:val="single" w:sz="6" w:color="000000"/>
+              <w:right w:val="single" w:sz="6" w:color="000000"/>
+            </w:tcBorders>
+          </w:tcPr>
+          <w:p>
+            <w:pPr>
+              <w:jc w:val="center"/>
+            </w:pPr>
+            <w:r/>
+            <w:r>
+              <w:rPr>
+                <w:rFonts w:ascii="Times New Roman" w:hAnsi="Times New Roman" w:cs="Times New Roman" w:eastAsia="Times New Roman"/>
+                <w:b w:val="0"/>
+                <w:i w:val="0"/>
+                <w:sz w:val="24"/>
+              </w:rPr>
+              <w:t>Да</w:t>
+            </w:r>
+          </w:p>
+        </w:tc>
+      </w:tr>
+      <w:tr>
+        <w:tc>
+          <w:tcPr>
+            <w:tcW w:type="dxa" w:w="3118"/>
+            <w:vAlign w:val="center"/>
+            <w:tcBorders>
+              <w:top w:val="single" w:sz="6" w:color="000000"/>
+              <w:left w:val="single" w:sz="6" w:color="000000"/>
+              <w:bottom w:val="single" w:sz="6" w:color="000000"/>
+              <w:right w:val="single" w:sz="6" w:color="000000"/>
+            </w:tcBorders>
+          </w:tcPr>
+          <w:p>
+            <w:pPr>
+              <w:jc w:val="left"/>
+            </w:pPr>
+            <w:r/>
+            <w:r>
+              <w:rPr>
+                <w:rFonts w:ascii="Times New Roman" w:hAnsi="Times New Roman" w:cs="Times New Roman" w:eastAsia="Times New Roman"/>
+                <w:b w:val="0"/>
+                <w:i w:val="0"/>
+                <w:sz w:val="24"/>
+              </w:rPr>
+              <w:t>Перепад давления по колонне, кПа</w:t>
+            </w:r>
+          </w:p>
+        </w:tc>
+        <w:tc>
+          <w:tcPr>
+            <w:tcW w:type="dxa" w:w="1361"/>
+            <w:vAlign w:val="center"/>
+            <w:tcBorders>
+              <w:top w:val="single" w:sz="6" w:color="000000"/>
+              <w:left w:val="single" w:sz="6" w:color="000000"/>
+              <w:bottom w:val="single" w:sz="6" w:color="000000"/>
+              <w:right w:val="single" w:sz="6" w:color="000000"/>
+            </w:tcBorders>
+          </w:tcPr>
+          <w:p>
+            <w:pPr>
+              <w:jc w:val="center"/>
+            </w:pPr>
+            <w:r/>
+            <w:r>
+              <w:rPr>
+                <w:rFonts w:ascii="Times New Roman" w:hAnsi="Times New Roman" w:cs="Times New Roman" w:eastAsia="Times New Roman"/>
+                <w:b w:val="0"/>
+                <w:i w:val="0"/>
+                <w:sz w:val="24"/>
+              </w:rPr>
+              <w:t>≈ 30</w:t>
+            </w:r>
+          </w:p>
+        </w:tc>
+        <w:tc>
+          <w:tcPr>
+            <w:tcW w:type="dxa" w:w="2041"/>
+            <w:vAlign w:val="center"/>
+            <w:tcBorders>
+              <w:top w:val="single" w:sz="6" w:color="000000"/>
+              <w:left w:val="single" w:sz="6" w:color="000000"/>
+              <w:bottom w:val="single" w:sz="6" w:color="000000"/>
+              <w:right w:val="single" w:sz="6" w:color="000000"/>
+            </w:tcBorders>
+          </w:tcPr>
+          <w:p>
+            <w:pPr>
+              <w:jc w:val="center"/>
+            </w:pPr>
+            <w:r/>
+            <w:r>
+              <w:rPr>
+                <w:rFonts w:ascii="Times New Roman" w:hAnsi="Times New Roman" w:cs="Times New Roman" w:eastAsia="Times New Roman"/>
+                <w:b w:val="0"/>
+                <w:i w:val="0"/>
+                <w:sz w:val="24"/>
+              </w:rPr>
+              <w:t>20–40 (24 тарелки)</w:t>
+            </w:r>
+          </w:p>
+        </w:tc>
+        <w:tc>
+          <w:tcPr>
+            <w:tcW w:type="dxa" w:w="1417"/>
+            <w:vAlign w:val="center"/>
+            <w:tcBorders>
+              <w:top w:val="single" w:sz="6" w:color="000000"/>
+              <w:left w:val="single" w:sz="6" w:color="000000"/>
+              <w:bottom w:val="single" w:sz="6" w:color="000000"/>
+              <w:right w:val="single" w:sz="6" w:color="000000"/>
+            </w:tcBorders>
+          </w:tcPr>
+          <w:p>
+            <w:pPr>
+              <w:jc w:val="center"/>
+            </w:pPr>
+            <w:r/>
+            <w:r>
+              <w:rPr>
+                <w:rFonts w:ascii="Times New Roman" w:hAnsi="Times New Roman" w:cs="Times New Roman" w:eastAsia="Times New Roman"/>
+                <w:b w:val="0"/>
+                <w:i w:val="0"/>
+                <w:sz w:val="24"/>
+              </w:rPr>
+              <w:t>[3, 7]</w:t>
+            </w:r>
+          </w:p>
+        </w:tc>
+        <w:tc>
+          <w:tcPr>
+            <w:tcW w:type="dxa" w:w="1134"/>
+            <w:vAlign w:val="center"/>
+            <w:tcBorders>
+              <w:top w:val="single" w:sz="6" w:color="000000"/>
+              <w:left w:val="single" w:sz="6" w:color="000000"/>
+              <w:bottom w:val="single" w:sz="6" w:color="000000"/>
+              <w:right w:val="single" w:sz="6" w:color="000000"/>
+            </w:tcBorders>
+          </w:tcPr>
+          <w:p>
+            <w:pPr>
+              <w:jc w:val="center"/>
+            </w:pPr>
+            <w:r/>
+            <w:r>
+              <w:rPr>
+                <w:rFonts w:ascii="Times New Roman" w:hAnsi="Times New Roman" w:cs="Times New Roman" w:eastAsia="Times New Roman"/>
+                <w:b w:val="0"/>
+                <w:i w:val="0"/>
+                <w:sz w:val="24"/>
+              </w:rPr>
+              <w:t>Да</w:t>
+            </w:r>
+          </w:p>
+        </w:tc>
+      </w:tr>
+      <w:tr>
+        <w:tc>
+          <w:tcPr>
+            <w:tcW w:type="dxa" w:w="3118"/>
+            <w:vAlign w:val="center"/>
+            <w:tcBorders>
+              <w:top w:val="single" w:sz="6" w:color="000000"/>
+              <w:left w:val="single" w:sz="6" w:color="000000"/>
+              <w:bottom w:val="single" w:sz="6" w:color="000000"/>
+              <w:right w:val="single" w:sz="6" w:color="000000"/>
+            </w:tcBorders>
+          </w:tcPr>
+          <w:p>
+            <w:pPr>
+              <w:jc w:val="left"/>
+            </w:pPr>
+            <w:r/>
+            <w:r>
+              <w:rPr>
+                <w:rFonts w:ascii="Times New Roman" w:hAnsi="Times New Roman" w:cs="Times New Roman" w:eastAsia="Times New Roman"/>
+                <w:b w:val="0"/>
+                <w:i w:val="0"/>
+                <w:sz w:val="24"/>
+              </w:rPr>
+              <w:t>Число теоретических ступеней</w:t>
+            </w:r>
+          </w:p>
+        </w:tc>
+        <w:tc>
+          <w:tcPr>
+            <w:tcW w:type="dxa" w:w="1361"/>
+            <w:vAlign w:val="center"/>
+            <w:tcBorders>
+              <w:top w:val="single" w:sz="6" w:color="000000"/>
+              <w:left w:val="single" w:sz="6" w:color="000000"/>
+              <w:bottom w:val="single" w:sz="6" w:color="000000"/>
+              <w:right w:val="single" w:sz="6" w:color="000000"/>
+            </w:tcBorders>
+          </w:tcPr>
+          <w:p>
+            <w:pPr>
+              <w:jc w:val="center"/>
+            </w:pPr>
+            <w:r/>
+            <w:r>
+              <w:rPr>
+                <w:rFonts w:ascii="Times New Roman" w:hAnsi="Times New Roman" w:cs="Times New Roman" w:eastAsia="Times New Roman"/>
+                <w:b w:val="0"/>
+                <w:i w:val="0"/>
+                <w:sz w:val="24"/>
+              </w:rPr>
+              <w:t>24</w:t>
+            </w:r>
+          </w:p>
+        </w:tc>
+        <w:tc>
+          <w:tcPr>
+            <w:tcW w:type="dxa" w:w="2041"/>
+            <w:vAlign w:val="center"/>
+            <w:tcBorders>
+              <w:top w:val="single" w:sz="6" w:color="000000"/>
+              <w:left w:val="single" w:sz="6" w:color="000000"/>
+              <w:bottom w:val="single" w:sz="6" w:color="000000"/>
+              <w:right w:val="single" w:sz="6" w:color="000000"/>
+            </w:tcBorders>
+          </w:tcPr>
+          <w:p>
+            <w:pPr>
+              <w:jc w:val="center"/>
+            </w:pPr>
+            <w:r/>
+            <w:r>
+              <w:rPr>
+                <w:rFonts w:ascii="Times New Roman" w:hAnsi="Times New Roman" w:cs="Times New Roman" w:eastAsia="Times New Roman"/>
+                <w:b w:val="0"/>
+                <w:i w:val="0"/>
+                <w:sz w:val="24"/>
+              </w:rPr>
+              <w:t>20–40 (типично 25–35)</w:t>
+            </w:r>
+          </w:p>
+        </w:tc>
+        <w:tc>
+          <w:tcPr>
+            <w:tcW w:type="dxa" w:w="1417"/>
+            <w:vAlign w:val="center"/>
+            <w:tcBorders>
+              <w:top w:val="single" w:sz="6" w:color="000000"/>
+              <w:left w:val="single" w:sz="6" w:color="000000"/>
+              <w:bottom w:val="single" w:sz="6" w:color="000000"/>
+              <w:right w:val="single" w:sz="6" w:color="000000"/>
+            </w:tcBorders>
+          </w:tcPr>
+          <w:p>
+            <w:pPr>
+              <w:jc w:val="center"/>
+            </w:pPr>
+            <w:r/>
+            <w:r>
+              <w:rPr>
+                <w:rFonts w:ascii="Times New Roman" w:hAnsi="Times New Roman" w:cs="Times New Roman" w:eastAsia="Times New Roman"/>
+                <w:b w:val="0"/>
+                <w:i w:val="0"/>
+                <w:sz w:val="24"/>
+              </w:rPr>
+              <w:t>[3, 7, 11]</w:t>
+            </w:r>
+          </w:p>
+        </w:tc>
+        <w:tc>
+          <w:tcPr>
+            <w:tcW w:type="dxa" w:w="1134"/>
+            <w:vAlign w:val="center"/>
+            <w:tcBorders>
+              <w:top w:val="single" w:sz="6" w:color="000000"/>
+              <w:left w:val="single" w:sz="6" w:color="000000"/>
+              <w:bottom w:val="single" w:sz="6" w:color="000000"/>
+              <w:right w:val="single" w:sz="6" w:color="000000"/>
+            </w:tcBorders>
+          </w:tcPr>
+          <w:p>
+            <w:pPr>
+              <w:jc w:val="center"/>
+            </w:pPr>
+            <w:r/>
+            <w:r>
+              <w:rPr>
+                <w:rFonts w:ascii="Times New Roman" w:hAnsi="Times New Roman" w:cs="Times New Roman" w:eastAsia="Times New Roman"/>
+                <w:b w:val="0"/>
+                <w:i w:val="0"/>
+                <w:sz w:val="24"/>
+              </w:rPr>
+              <w:t>Да</w:t>
+            </w:r>
+          </w:p>
+        </w:tc>
+      </w:tr>
+      <w:tr>
+        <w:tc>
+          <w:tcPr>
+            <w:tcW w:type="dxa" w:w="3118"/>
+            <w:vAlign w:val="center"/>
+            <w:tcBorders>
+              <w:top w:val="single" w:sz="6" w:color="000000"/>
+              <w:left w:val="single" w:sz="6" w:color="000000"/>
+              <w:bottom w:val="single" w:sz="6" w:color="000000"/>
+              <w:right w:val="single" w:sz="6" w:color="000000"/>
+            </w:tcBorders>
+          </w:tcPr>
+          <w:p>
+            <w:pPr>
+              <w:jc w:val="left"/>
+            </w:pPr>
+            <w:r/>
+            <w:r>
+              <w:rPr>
+                <w:rFonts w:ascii="Times New Roman" w:hAnsi="Times New Roman" w:cs="Times New Roman" w:eastAsia="Times New Roman"/>
+                <w:b w:val="0"/>
+                <w:i w:val="0"/>
+                <w:sz w:val="24"/>
+              </w:rPr>
+              <w:t>Извлечение пропана в дистиллят, %</w:t>
+            </w:r>
+          </w:p>
+        </w:tc>
+        <w:tc>
+          <w:tcPr>
+            <w:tcW w:type="dxa" w:w="1361"/>
+            <w:vAlign w:val="center"/>
+            <w:tcBorders>
+              <w:top w:val="single" w:sz="6" w:color="000000"/>
+              <w:left w:val="single" w:sz="6" w:color="000000"/>
+              <w:bottom w:val="single" w:sz="6" w:color="000000"/>
+              <w:right w:val="single" w:sz="6" w:color="000000"/>
+            </w:tcBorders>
+          </w:tcPr>
+          <w:p>
+            <w:pPr>
+              <w:jc w:val="center"/>
+            </w:pPr>
+            <w:r/>
+            <w:r>
+              <w:rPr>
+                <w:rFonts w:ascii="Times New Roman" w:hAnsi="Times New Roman" w:cs="Times New Roman" w:eastAsia="Times New Roman"/>
+                <w:b w:val="0"/>
+                <w:i w:val="0"/>
+                <w:sz w:val="24"/>
+              </w:rPr>
+              <w:t>99,1</w:t>
+            </w:r>
+          </w:p>
+        </w:tc>
+        <w:tc>
+          <w:tcPr>
+            <w:tcW w:type="dxa" w:w="2041"/>
+            <w:vAlign w:val="center"/>
+            <w:tcBorders>
+              <w:top w:val="single" w:sz="6" w:color="000000"/>
+              <w:left w:val="single" w:sz="6" w:color="000000"/>
+              <w:bottom w:val="single" w:sz="6" w:color="000000"/>
+              <w:right w:val="single" w:sz="6" w:color="000000"/>
+            </w:tcBorders>
+          </w:tcPr>
+          <w:p>
+            <w:pPr>
+              <w:jc w:val="center"/>
+            </w:pPr>
+            <w:r/>
+            <w:r>
+              <w:rPr>
+                <w:rFonts w:ascii="Times New Roman" w:hAnsi="Times New Roman" w:cs="Times New Roman" w:eastAsia="Times New Roman"/>
+                <w:b w:val="0"/>
+                <w:i w:val="0"/>
+                <w:sz w:val="24"/>
+              </w:rPr>
+              <w:t>95–99</w:t>
+            </w:r>
+          </w:p>
+        </w:tc>
+        <w:tc>
+          <w:tcPr>
+            <w:tcW w:type="dxa" w:w="1417"/>
+            <w:vAlign w:val="center"/>
+            <w:tcBorders>
+              <w:top w:val="single" w:sz="6" w:color="000000"/>
+              <w:left w:val="single" w:sz="6" w:color="000000"/>
+              <w:bottom w:val="single" w:sz="6" w:color="000000"/>
+              <w:right w:val="single" w:sz="6" w:color="000000"/>
+            </w:tcBorders>
+          </w:tcPr>
+          <w:p>
+            <w:pPr>
+              <w:jc w:val="center"/>
+            </w:pPr>
+            <w:r/>
+            <w:r>
+              <w:rPr>
+                <w:rFonts w:ascii="Times New Roman" w:hAnsi="Times New Roman" w:cs="Times New Roman" w:eastAsia="Times New Roman"/>
+                <w:b w:val="0"/>
+                <w:i w:val="0"/>
+                <w:sz w:val="24"/>
+              </w:rPr>
+              <w:t>[1, 7, 11]</w:t>
+            </w:r>
+          </w:p>
+        </w:tc>
+        <w:tc>
+          <w:tcPr>
+            <w:tcW w:type="dxa" w:w="1134"/>
+            <w:vAlign w:val="center"/>
+            <w:tcBorders>
+              <w:top w:val="single" w:sz="6" w:color="000000"/>
+              <w:left w:val="single" w:sz="6" w:color="000000"/>
+              <w:bottom w:val="single" w:sz="6" w:color="000000"/>
+              <w:right w:val="single" w:sz="6" w:color="000000"/>
+            </w:tcBorders>
+          </w:tcPr>
+          <w:p>
+            <w:pPr>
+              <w:jc w:val="center"/>
+            </w:pPr>
+            <w:r/>
+            <w:r>
+              <w:rPr>
+                <w:rFonts w:ascii="Times New Roman" w:hAnsi="Times New Roman" w:cs="Times New Roman" w:eastAsia="Times New Roman"/>
+                <w:b w:val="0"/>
+                <w:i w:val="0"/>
+                <w:sz w:val="24"/>
+              </w:rPr>
+              <w:t>Да (верхняя граница)</w:t>
+            </w:r>
+          </w:p>
+        </w:tc>
+      </w:tr>
+      <w:tr>
+        <w:tc>
+          <w:tcPr>
+            <w:tcW w:type="dxa" w:w="3118"/>
+            <w:vAlign w:val="center"/>
+            <w:tcBorders>
+              <w:top w:val="single" w:sz="6" w:color="000000"/>
+              <w:left w:val="single" w:sz="6" w:color="000000"/>
+              <w:bottom w:val="single" w:sz="6" w:color="000000"/>
+              <w:right w:val="single" w:sz="6" w:color="000000"/>
+            </w:tcBorders>
+          </w:tcPr>
+          <w:p>
+            <w:pPr>
+              <w:jc w:val="left"/>
+            </w:pPr>
+            <w:r/>
+            <w:r>
+              <w:rPr>
+                <w:rFonts w:ascii="Times New Roman" w:hAnsi="Times New Roman" w:cs="Times New Roman" w:eastAsia="Times New Roman"/>
+                <w:b w:val="0"/>
+                <w:i w:val="0"/>
+                <w:sz w:val="24"/>
+              </w:rPr>
+              <w:t>Проскок пропана в кубовый продукт, мол. %</w:t>
+            </w:r>
+          </w:p>
+        </w:tc>
+        <w:tc>
+          <w:tcPr>
+            <w:tcW w:type="dxa" w:w="1361"/>
+            <w:vAlign w:val="center"/>
+            <w:tcBorders>
+              <w:top w:val="single" w:sz="6" w:color="000000"/>
+              <w:left w:val="single" w:sz="6" w:color="000000"/>
+              <w:bottom w:val="single" w:sz="6" w:color="000000"/>
+              <w:right w:val="single" w:sz="6" w:color="000000"/>
+            </w:tcBorders>
+          </w:tcPr>
+          <w:p>
+            <w:pPr>
+              <w:jc w:val="center"/>
+            </w:pPr>
+            <w:r/>
+            <w:r>
+              <w:rPr>
+                <w:rFonts w:ascii="Times New Roman" w:hAnsi="Times New Roman" w:cs="Times New Roman" w:eastAsia="Times New Roman"/>
+                <w:b w:val="0"/>
+                <w:i w:val="0"/>
+                <w:sz w:val="24"/>
+              </w:rPr>
+              <w:t>0,78</w:t>
+            </w:r>
+          </w:p>
+        </w:tc>
+        <w:tc>
+          <w:tcPr>
+            <w:tcW w:type="dxa" w:w="2041"/>
+            <w:vAlign w:val="center"/>
+            <w:tcBorders>
+              <w:top w:val="single" w:sz="6" w:color="000000"/>
+              <w:left w:val="single" w:sz="6" w:color="000000"/>
+              <w:bottom w:val="single" w:sz="6" w:color="000000"/>
+              <w:right w:val="single" w:sz="6" w:color="000000"/>
+            </w:tcBorders>
+          </w:tcPr>
+          <w:p>
+            <w:pPr>
+              <w:jc w:val="center"/>
+            </w:pPr>
+            <w:r/>
+            <w:r>
+              <w:rPr>
+                <w:rFonts w:ascii="Times New Roman" w:hAnsi="Times New Roman" w:cs="Times New Roman" w:eastAsia="Times New Roman"/>
+                <w:b w:val="0"/>
+                <w:i w:val="0"/>
+                <w:sz w:val="24"/>
+              </w:rPr>
+              <w:t>&lt; 1–2</w:t>
+            </w:r>
+          </w:p>
+        </w:tc>
+        <w:tc>
+          <w:tcPr>
+            <w:tcW w:type="dxa" w:w="1417"/>
+            <w:vAlign w:val="center"/>
+            <w:tcBorders>
+              <w:top w:val="single" w:sz="6" w:color="000000"/>
+              <w:left w:val="single" w:sz="6" w:color="000000"/>
+              <w:bottom w:val="single" w:sz="6" w:color="000000"/>
+              <w:right w:val="single" w:sz="6" w:color="000000"/>
+            </w:tcBorders>
+          </w:tcPr>
+          <w:p>
+            <w:pPr>
+              <w:jc w:val="center"/>
+            </w:pPr>
+            <w:r/>
+            <w:r>
+              <w:rPr>
+                <w:rFonts w:ascii="Times New Roman" w:hAnsi="Times New Roman" w:cs="Times New Roman" w:eastAsia="Times New Roman"/>
+                <w:b w:val="0"/>
+                <w:i w:val="0"/>
+                <w:sz w:val="24"/>
+              </w:rPr>
+              <w:t>[1, 7]</w:t>
+            </w:r>
+          </w:p>
+        </w:tc>
+        <w:tc>
+          <w:tcPr>
+            <w:tcW w:type="dxa" w:w="1134"/>
+            <w:vAlign w:val="center"/>
+            <w:tcBorders>
+              <w:top w:val="single" w:sz="6" w:color="000000"/>
+              <w:left w:val="single" w:sz="6" w:color="000000"/>
+              <w:bottom w:val="single" w:sz="6" w:color="000000"/>
+              <w:right w:val="single" w:sz="6" w:color="000000"/>
+            </w:tcBorders>
+          </w:tcPr>
+          <w:p>
+            <w:pPr>
+              <w:jc w:val="center"/>
+            </w:pPr>
+            <w:r/>
+            <w:r>
+              <w:rPr>
+                <w:rFonts w:ascii="Times New Roman" w:hAnsi="Times New Roman" w:cs="Times New Roman" w:eastAsia="Times New Roman"/>
+                <w:b w:val="0"/>
+                <w:i w:val="0"/>
+                <w:sz w:val="24"/>
+              </w:rPr>
+              <w:t>Да</w:t>
+            </w:r>
+          </w:p>
+        </w:tc>
+      </w:tr>
+      <w:tr>
+        <w:tc>
+          <w:tcPr>
+            <w:tcW w:type="dxa" w:w="3118"/>
+            <w:vAlign w:val="center"/>
+            <w:tcBorders>
+              <w:top w:val="single" w:sz="6" w:color="000000"/>
+              <w:left w:val="single" w:sz="6" w:color="000000"/>
+              <w:bottom w:val="single" w:sz="6" w:color="000000"/>
+              <w:right w:val="single" w:sz="6" w:color="000000"/>
+            </w:tcBorders>
+          </w:tcPr>
+          <w:p>
+            <w:pPr>
+              <w:jc w:val="left"/>
+            </w:pPr>
+            <w:r/>
+            <w:r>
+              <w:rPr>
+                <w:rFonts w:ascii="Times New Roman" w:hAnsi="Times New Roman" w:cs="Times New Roman" w:eastAsia="Times New Roman"/>
+                <w:b w:val="0"/>
+                <w:i w:val="0"/>
+                <w:sz w:val="24"/>
+              </w:rPr>
+              <w:t>Чистота пропана в дистилляте, мол. %</w:t>
+            </w:r>
+          </w:p>
+        </w:tc>
+        <w:tc>
+          <w:tcPr>
+            <w:tcW w:type="dxa" w:w="1361"/>
+            <w:vAlign w:val="center"/>
+            <w:tcBorders>
+              <w:top w:val="single" w:sz="6" w:color="000000"/>
+              <w:left w:val="single" w:sz="6" w:color="000000"/>
+              <w:bottom w:val="single" w:sz="6" w:color="000000"/>
+              <w:right w:val="single" w:sz="6" w:color="000000"/>
+            </w:tcBorders>
+          </w:tcPr>
+          <w:p>
+            <w:pPr>
+              <w:jc w:val="center"/>
+            </w:pPr>
+            <w:r/>
+            <w:r>
+              <w:rPr>
+                <w:rFonts w:ascii="Times New Roman" w:hAnsi="Times New Roman" w:cs="Times New Roman" w:eastAsia="Times New Roman"/>
+                <w:b w:val="0"/>
+                <w:i w:val="0"/>
+                <w:sz w:val="24"/>
+              </w:rPr>
+              <w:t>76,8</w:t>
+            </w:r>
+          </w:p>
+        </w:tc>
+        <w:tc>
+          <w:tcPr>
+            <w:tcW w:type="dxa" w:w="2041"/>
+            <w:vAlign w:val="center"/>
+            <w:tcBorders>
+              <w:top w:val="single" w:sz="6" w:color="000000"/>
+              <w:left w:val="single" w:sz="6" w:color="000000"/>
+              <w:bottom w:val="single" w:sz="6" w:color="000000"/>
+              <w:right w:val="single" w:sz="6" w:color="000000"/>
+            </w:tcBorders>
+          </w:tcPr>
+          <w:p>
+            <w:pPr>
+              <w:jc w:val="center"/>
+            </w:pPr>
+            <w:r/>
+            <w:r>
+              <w:rPr>
+                <w:rFonts w:ascii="Times New Roman" w:hAnsi="Times New Roman" w:cs="Times New Roman" w:eastAsia="Times New Roman"/>
+                <w:b w:val="0"/>
+                <w:i w:val="0"/>
+                <w:sz w:val="24"/>
+              </w:rPr>
+              <w:t>92–98 (товарный С3)</w:t>
+            </w:r>
+          </w:p>
+        </w:tc>
+        <w:tc>
+          <w:tcPr>
+            <w:tcW w:type="dxa" w:w="1417"/>
+            <w:vAlign w:val="center"/>
+            <w:tcBorders>
+              <w:top w:val="single" w:sz="6" w:color="000000"/>
+              <w:left w:val="single" w:sz="6" w:color="000000"/>
+              <w:bottom w:val="single" w:sz="6" w:color="000000"/>
+              <w:right w:val="single" w:sz="6" w:color="000000"/>
+            </w:tcBorders>
+          </w:tcPr>
+          <w:p>
+            <w:pPr>
+              <w:jc w:val="center"/>
+            </w:pPr>
+            <w:r/>
+            <w:r>
+              <w:rPr>
+                <w:rFonts w:ascii="Times New Roman" w:hAnsi="Times New Roman" w:cs="Times New Roman" w:eastAsia="Times New Roman"/>
+                <w:b w:val="0"/>
+                <w:i w:val="0"/>
+                <w:sz w:val="24"/>
+              </w:rPr>
+              <w:t>[1, 11, 12]</w:t>
+            </w:r>
+          </w:p>
+        </w:tc>
+        <w:tc>
+          <w:tcPr>
+            <w:tcW w:type="dxa" w:w="1134"/>
+            <w:vAlign w:val="center"/>
+            <w:tcBorders>
+              <w:top w:val="single" w:sz="6" w:color="000000"/>
+              <w:left w:val="single" w:sz="6" w:color="000000"/>
+              <w:bottom w:val="single" w:sz="6" w:color="000000"/>
+              <w:right w:val="single" w:sz="6" w:color="000000"/>
+            </w:tcBorders>
+          </w:tcPr>
+          <w:p>
+            <w:pPr>
+              <w:jc w:val="center"/>
+            </w:pPr>
+            <w:r/>
+            <w:r>
+              <w:rPr>
+                <w:rFonts w:ascii="Times New Roman" w:hAnsi="Times New Roman" w:cs="Times New Roman" w:eastAsia="Times New Roman"/>
+                <w:b w:val="0"/>
+                <w:i w:val="0"/>
+                <w:sz w:val="24"/>
+              </w:rPr>
+              <w:t>Нет (ниже)</w:t>
+            </w:r>
+          </w:p>
+        </w:tc>
+      </w:tr>
+      <w:tr>
+        <w:tc>
+          <w:tcPr>
+            <w:tcW w:type="dxa" w:w="3118"/>
+            <w:vAlign w:val="center"/>
+            <w:tcBorders>
+              <w:top w:val="single" w:sz="6" w:color="000000"/>
+              <w:left w:val="single" w:sz="6" w:color="000000"/>
+              <w:bottom w:val="single" w:sz="6" w:color="000000"/>
+              <w:right w:val="single" w:sz="6" w:color="000000"/>
+            </w:tcBorders>
+          </w:tcPr>
+          <w:p>
+            <w:pPr>
+              <w:jc w:val="left"/>
+            </w:pPr>
+            <w:r/>
+            <w:r>
+              <w:rPr>
+                <w:rFonts w:ascii="Times New Roman" w:hAnsi="Times New Roman" w:cs="Times New Roman" w:eastAsia="Times New Roman"/>
+                <w:b w:val="0"/>
+                <w:i w:val="0"/>
+                <w:sz w:val="24"/>
+              </w:rPr>
+              <w:t>Чистота пропана в дистилляте, % мас.</w:t>
+            </w:r>
+          </w:p>
+        </w:tc>
+        <w:tc>
+          <w:tcPr>
+            <w:tcW w:type="dxa" w:w="1361"/>
+            <w:vAlign w:val="center"/>
+            <w:tcBorders>
+              <w:top w:val="single" w:sz="6" w:color="000000"/>
+              <w:left w:val="single" w:sz="6" w:color="000000"/>
+              <w:bottom w:val="single" w:sz="6" w:color="000000"/>
+              <w:right w:val="single" w:sz="6" w:color="000000"/>
+            </w:tcBorders>
+          </w:tcPr>
+          <w:p>
+            <w:pPr>
+              <w:jc w:val="center"/>
+            </w:pPr>
+            <w:r/>
+            <w:r>
+              <w:rPr>
+                <w:rFonts w:ascii="Times New Roman" w:hAnsi="Times New Roman" w:cs="Times New Roman" w:eastAsia="Times New Roman"/>
+                <w:b w:val="0"/>
+                <w:i w:val="0"/>
+                <w:sz w:val="24"/>
+              </w:rPr>
+              <w:t>70,1</w:t>
+            </w:r>
+          </w:p>
+        </w:tc>
+        <w:tc>
+          <w:tcPr>
+            <w:tcW w:type="dxa" w:w="2041"/>
+            <w:vAlign w:val="center"/>
+            <w:tcBorders>
+              <w:top w:val="single" w:sz="6" w:color="000000"/>
+              <w:left w:val="single" w:sz="6" w:color="000000"/>
+              <w:bottom w:val="single" w:sz="6" w:color="000000"/>
+              <w:right w:val="single" w:sz="6" w:color="000000"/>
+            </w:tcBorders>
+          </w:tcPr>
+          <w:p>
+            <w:pPr>
+              <w:jc w:val="center"/>
+            </w:pPr>
+            <w:r/>
+            <w:r>
+              <w:rPr>
+                <w:rFonts w:ascii="Times New Roman" w:hAnsi="Times New Roman" w:cs="Times New Roman" w:eastAsia="Times New Roman"/>
+                <w:b w:val="0"/>
+                <w:i w:val="0"/>
+                <w:sz w:val="24"/>
+              </w:rPr>
+              <w:t>≥ 75 (ПТ); ≥ 85 (ПА)</w:t>
+            </w:r>
+          </w:p>
+        </w:tc>
+        <w:tc>
+          <w:tcPr>
+            <w:tcW w:type="dxa" w:w="1417"/>
+            <w:vAlign w:val="center"/>
+            <w:tcBorders>
+              <w:top w:val="single" w:sz="6" w:color="000000"/>
+              <w:left w:val="single" w:sz="6" w:color="000000"/>
+              <w:bottom w:val="single" w:sz="6" w:color="000000"/>
+              <w:right w:val="single" w:sz="6" w:color="000000"/>
+            </w:tcBorders>
+          </w:tcPr>
+          <w:p>
+            <w:pPr>
+              <w:jc w:val="center"/>
+            </w:pPr>
+            <w:r/>
+            <w:r>
+              <w:rPr>
+                <w:rFonts w:ascii="Times New Roman" w:hAnsi="Times New Roman" w:cs="Times New Roman" w:eastAsia="Times New Roman"/>
+                <w:b w:val="0"/>
+                <w:i w:val="0"/>
+                <w:sz w:val="24"/>
+              </w:rPr>
+              <w:t>ГОСТ Р 52087-2018 [12]</w:t>
+            </w:r>
+          </w:p>
+        </w:tc>
+        <w:tc>
+          <w:tcPr>
+            <w:tcW w:type="dxa" w:w="1134"/>
+            <w:vAlign w:val="center"/>
+            <w:tcBorders>
+              <w:top w:val="single" w:sz="6" w:color="000000"/>
+              <w:left w:val="single" w:sz="6" w:color="000000"/>
+              <w:bottom w:val="single" w:sz="6" w:color="000000"/>
+              <w:right w:val="single" w:sz="6" w:color="000000"/>
+            </w:tcBorders>
+          </w:tcPr>
+          <w:p>
+            <w:pPr>
+              <w:jc w:val="center"/>
+            </w:pPr>
+            <w:r/>
+            <w:r>
+              <w:rPr>
+                <w:rFonts w:ascii="Times New Roman" w:hAnsi="Times New Roman" w:cs="Times New Roman" w:eastAsia="Times New Roman"/>
+                <w:b w:val="0"/>
+                <w:i w:val="0"/>
+                <w:sz w:val="24"/>
+              </w:rPr>
+              <w:t>Нет (ниже ПТ)</w:t>
+            </w:r>
+          </w:p>
+        </w:tc>
+      </w:tr>
+      <w:tr>
+        <w:tc>
+          <w:tcPr>
+            <w:tcW w:type="dxa" w:w="3118"/>
+            <w:vAlign w:val="center"/>
+            <w:tcBorders>
+              <w:top w:val="single" w:sz="6" w:color="000000"/>
+              <w:left w:val="single" w:sz="6" w:color="000000"/>
+              <w:bottom w:val="single" w:sz="6" w:color="000000"/>
+              <w:right w:val="single" w:sz="6" w:color="000000"/>
+            </w:tcBorders>
+          </w:tcPr>
+          <w:p>
+            <w:pPr>
+              <w:jc w:val="left"/>
+            </w:pPr>
+            <w:r/>
+            <w:r>
+              <w:rPr>
+                <w:rFonts w:ascii="Times New Roman" w:hAnsi="Times New Roman" w:cs="Times New Roman" w:eastAsia="Times New Roman"/>
+                <w:b w:val="0"/>
+                <w:i w:val="0"/>
+                <w:sz w:val="24"/>
+              </w:rPr>
+              <w:t>Доля i-бутана, уходящего в куб (расщепление), %</w:t>
+            </w:r>
+          </w:p>
+        </w:tc>
+        <w:tc>
+          <w:tcPr>
+            <w:tcW w:type="dxa" w:w="1361"/>
+            <w:vAlign w:val="center"/>
+            <w:tcBorders>
+              <w:top w:val="single" w:sz="6" w:color="000000"/>
+              <w:left w:val="single" w:sz="6" w:color="000000"/>
+              <w:bottom w:val="single" w:sz="6" w:color="000000"/>
+              <w:right w:val="single" w:sz="6" w:color="000000"/>
+            </w:tcBorders>
+          </w:tcPr>
+          <w:p>
+            <w:pPr>
+              <w:jc w:val="center"/>
+            </w:pPr>
+            <w:r/>
+            <w:r>
+              <w:rPr>
+                <w:rFonts w:ascii="Times New Roman" w:hAnsi="Times New Roman" w:cs="Times New Roman" w:eastAsia="Times New Roman"/>
+                <w:b w:val="0"/>
+                <w:i w:val="0"/>
+                <w:sz w:val="24"/>
+              </w:rPr>
+              <w:t>47,6</w:t>
+            </w:r>
+          </w:p>
+        </w:tc>
+        <w:tc>
+          <w:tcPr>
+            <w:tcW w:type="dxa" w:w="2041"/>
+            <w:vAlign w:val="center"/>
+            <w:tcBorders>
+              <w:top w:val="single" w:sz="6" w:color="000000"/>
+              <w:left w:val="single" w:sz="6" w:color="000000"/>
+              <w:bottom w:val="single" w:sz="6" w:color="000000"/>
+              <w:right w:val="single" w:sz="6" w:color="000000"/>
+            </w:tcBorders>
+          </w:tcPr>
+          <w:p>
+            <w:pPr>
+              <w:jc w:val="center"/>
+            </w:pPr>
+            <w:r/>
+            <w:r>
+              <w:rPr>
+                <w:rFonts w:ascii="Times New Roman" w:hAnsi="Times New Roman" w:cs="Times New Roman" w:eastAsia="Times New Roman"/>
+                <w:b w:val="0"/>
+                <w:i w:val="0"/>
+                <w:sz w:val="24"/>
+              </w:rPr>
+              <w:t>85–95 (острое разделение)</w:t>
+            </w:r>
+          </w:p>
+        </w:tc>
+        <w:tc>
+          <w:tcPr>
+            <w:tcW w:type="dxa" w:w="1417"/>
+            <w:vAlign w:val="center"/>
+            <w:tcBorders>
+              <w:top w:val="single" w:sz="6" w:color="000000"/>
+              <w:left w:val="single" w:sz="6" w:color="000000"/>
+              <w:bottom w:val="single" w:sz="6" w:color="000000"/>
+              <w:right w:val="single" w:sz="6" w:color="000000"/>
+            </w:tcBorders>
+          </w:tcPr>
+          <w:p>
+            <w:pPr>
+              <w:jc w:val="center"/>
+            </w:pPr>
+            <w:r/>
+            <w:r>
+              <w:rPr>
+                <w:rFonts w:ascii="Times New Roman" w:hAnsi="Times New Roman" w:cs="Times New Roman" w:eastAsia="Times New Roman"/>
+                <w:b w:val="0"/>
+                <w:i w:val="0"/>
+                <w:sz w:val="24"/>
+              </w:rPr>
+              <w:t>[3, 7]</w:t>
+            </w:r>
+          </w:p>
+        </w:tc>
+        <w:tc>
+          <w:tcPr>
+            <w:tcW w:type="dxa" w:w="1134"/>
+            <w:vAlign w:val="center"/>
+            <w:tcBorders>
+              <w:top w:val="single" w:sz="6" w:color="000000"/>
+              <w:left w:val="single" w:sz="6" w:color="000000"/>
+              <w:bottom w:val="single" w:sz="6" w:color="000000"/>
+              <w:right w:val="single" w:sz="6" w:color="000000"/>
+            </w:tcBorders>
+          </w:tcPr>
+          <w:p>
+            <w:pPr>
+              <w:jc w:val="center"/>
+            </w:pPr>
+            <w:r/>
+            <w:r>
+              <w:rPr>
+                <w:rFonts w:ascii="Times New Roman" w:hAnsi="Times New Roman" w:cs="Times New Roman" w:eastAsia="Times New Roman"/>
+                <w:b w:val="0"/>
+                <w:i w:val="0"/>
+                <w:sz w:val="24"/>
+              </w:rPr>
+              <w:t>Нет (мало)</w:t>
+            </w:r>
+          </w:p>
+        </w:tc>
+      </w:tr>
+    </w:tbl>
+    <w:p>
+      <w:pPr>
+        <w:spacing w:before="120" w:after="60"/>
+        <w:ind w:firstLine="0"/>
+        <w:jc w:val="left"/>
+      </w:pPr>
+      <w:r>
+        <w:rPr>
+          <w:rFonts w:ascii="Times New Roman" w:hAnsi="Times New Roman" w:cs="Times New Roman" w:eastAsia="Times New Roman"/>
+          <w:b w:val="0"/>
+          <w:i w:val="0"/>
+          <w:sz w:val="28"/>
+        </w:rPr>
+        <w:t>Таблица 8 — Сопоставление состава дистиллята с требованиями ГОСТ Р 52087-2018 [12]</w:t>
+      </w:r>
+    </w:p>
+    <w:tbl>
+      <w:tblPr>
+        <w:tblW w:type="auto" w:w="0"/>
+        <w:jc w:val="center"/>
+        <w:tblLook w:firstColumn="1" w:firstRow="1" w:lastColumn="0" w:lastRow="0" w:noHBand="0" w:noVBand="1" w:val="04A0"/>
+      </w:tblPr>
+      <w:tblGrid>
+        <w:gridCol w:w="1938"/>
+        <w:gridCol w:w="1938"/>
+        <w:gridCol w:w="1938"/>
+        <w:gridCol w:w="1938"/>
+        <w:gridCol w:w="1938"/>
+      </w:tblGrid>
+      <w:tr>
+        <w:tc>
+          <w:tcPr>
+            <w:tcW w:type="dxa" w:w="2835"/>
+            <w:vAlign w:val="center"/>
+            <w:tcBorders>
+              <w:top w:val="single" w:sz="6" w:color="000000"/>
+              <w:left w:val="single" w:sz="6" w:color="000000"/>
+              <w:bottom w:val="single" w:sz="6" w:color="000000"/>
+              <w:right w:val="single" w:sz="6" w:color="000000"/>
+            </w:tcBorders>
+          </w:tcPr>
+          <w:p>
+            <w:pPr>
+              <w:jc w:val="center"/>
+            </w:pPr>
+            <w:r/>
+            <w:r>
+              <w:rPr>
+                <w:rFonts w:ascii="Times New Roman" w:hAnsi="Times New Roman" w:cs="Times New Roman" w:eastAsia="Times New Roman"/>
+                <w:b/>
+                <w:i w:val="0"/>
+                <w:sz w:val="24"/>
+              </w:rPr>
+              <w:t>Показатель</w:t>
+            </w:r>
+          </w:p>
+        </w:tc>
+        <w:tc>
+          <w:tcPr>
+            <w:tcW w:type="dxa" w:w="1701"/>
+            <w:vAlign w:val="center"/>
+            <w:tcBorders>
+              <w:top w:val="single" w:sz="6" w:color="000000"/>
+              <w:left w:val="single" w:sz="6" w:color="000000"/>
+              <w:bottom w:val="single" w:sz="6" w:color="000000"/>
+              <w:right w:val="single" w:sz="6" w:color="000000"/>
+            </w:tcBorders>
+          </w:tcPr>
+          <w:p>
+            <w:pPr>
+              <w:jc w:val="center"/>
+            </w:pPr>
+            <w:r/>
+            <w:r>
+              <w:rPr>
+                <w:rFonts w:ascii="Times New Roman" w:hAnsi="Times New Roman" w:cs="Times New Roman" w:eastAsia="Times New Roman"/>
+                <w:b/>
+                <w:i w:val="0"/>
+                <w:sz w:val="24"/>
+              </w:rPr>
+              <w:t>Расчёт (Propane)</w:t>
+            </w:r>
+          </w:p>
+        </w:tc>
+        <w:tc>
+          <w:tcPr>
+            <w:tcW w:type="dxa" w:w="1417"/>
+            <w:vAlign w:val="center"/>
+            <w:tcBorders>
+              <w:top w:val="single" w:sz="6" w:color="000000"/>
+              <w:left w:val="single" w:sz="6" w:color="000000"/>
+              <w:bottom w:val="single" w:sz="6" w:color="000000"/>
+              <w:right w:val="single" w:sz="6" w:color="000000"/>
+            </w:tcBorders>
+          </w:tcPr>
+          <w:p>
+            <w:pPr>
+              <w:jc w:val="center"/>
+            </w:pPr>
+            <w:r/>
+            <w:r>
+              <w:rPr>
+                <w:rFonts w:ascii="Times New Roman" w:hAnsi="Times New Roman" w:cs="Times New Roman" w:eastAsia="Times New Roman"/>
+                <w:b/>
+                <w:i w:val="0"/>
+                <w:sz w:val="24"/>
+              </w:rPr>
+              <w:t>ПТ (пропан техн.)</w:t>
+            </w:r>
+          </w:p>
+        </w:tc>
+        <w:tc>
+          <w:tcPr>
+            <w:tcW w:type="dxa" w:w="1417"/>
+            <w:vAlign w:val="center"/>
+            <w:tcBorders>
+              <w:top w:val="single" w:sz="6" w:color="000000"/>
+              <w:left w:val="single" w:sz="6" w:color="000000"/>
+              <w:bottom w:val="single" w:sz="6" w:color="000000"/>
+              <w:right w:val="single" w:sz="6" w:color="000000"/>
+            </w:tcBorders>
+          </w:tcPr>
+          <w:p>
+            <w:pPr>
+              <w:jc w:val="center"/>
+            </w:pPr>
+            <w:r/>
+            <w:r>
+              <w:rPr>
+                <w:rFonts w:ascii="Times New Roman" w:hAnsi="Times New Roman" w:cs="Times New Roman" w:eastAsia="Times New Roman"/>
+                <w:b/>
+                <w:i w:val="0"/>
+                <w:sz w:val="24"/>
+              </w:rPr>
+              <w:t>ПА (пропан авт.)</w:t>
+            </w:r>
+          </w:p>
+        </w:tc>
+        <w:tc>
+          <w:tcPr>
+            <w:tcW w:type="dxa" w:w="1701"/>
+            <w:vAlign w:val="center"/>
+            <w:tcBorders>
+              <w:top w:val="single" w:sz="6" w:color="000000"/>
+              <w:left w:val="single" w:sz="6" w:color="000000"/>
+              <w:bottom w:val="single" w:sz="6" w:color="000000"/>
+              <w:right w:val="single" w:sz="6" w:color="000000"/>
+            </w:tcBorders>
+          </w:tcPr>
+          <w:p>
+            <w:pPr>
+              <w:jc w:val="center"/>
+            </w:pPr>
+            <w:r/>
+            <w:r>
+              <w:rPr>
+                <w:rFonts w:ascii="Times New Roman" w:hAnsi="Times New Roman" w:cs="Times New Roman" w:eastAsia="Times New Roman"/>
+                <w:b/>
+                <w:i w:val="0"/>
+                <w:sz w:val="24"/>
+              </w:rPr>
+              <w:t>Соответствие</w:t>
+            </w:r>
+          </w:p>
+        </w:tc>
+      </w:tr>
+      <w:tr>
+        <w:tc>
+          <w:tcPr>
+            <w:tcW w:type="dxa" w:w="2835"/>
+            <w:vAlign w:val="center"/>
+            <w:tcBorders>
+              <w:top w:val="single" w:sz="6" w:color="000000"/>
+              <w:left w:val="single" w:sz="6" w:color="000000"/>
+              <w:bottom w:val="single" w:sz="6" w:color="000000"/>
+              <w:right w:val="single" w:sz="6" w:color="000000"/>
+            </w:tcBorders>
+          </w:tcPr>
+          <w:p>
+            <w:pPr>
+              <w:jc w:val="left"/>
+            </w:pPr>
+            <w:r/>
+            <w:r>
+              <w:rPr>
+                <w:rFonts w:ascii="Times New Roman" w:hAnsi="Times New Roman" w:cs="Times New Roman" w:eastAsia="Times New Roman"/>
+                <w:b w:val="0"/>
+                <w:i w:val="0"/>
+                <w:sz w:val="24"/>
+              </w:rPr>
+              <w:t>Массовая доля пропана C3, %</w:t>
+            </w:r>
+          </w:p>
+        </w:tc>
+        <w:tc>
+          <w:tcPr>
+            <w:tcW w:type="dxa" w:w="1701"/>
+            <w:vAlign w:val="center"/>
+            <w:tcBorders>
+              <w:top w:val="single" w:sz="6" w:color="000000"/>
+              <w:left w:val="single" w:sz="6" w:color="000000"/>
+              <w:bottom w:val="single" w:sz="6" w:color="000000"/>
+              <w:right w:val="single" w:sz="6" w:color="000000"/>
+            </w:tcBorders>
+          </w:tcPr>
+          <w:p>
+            <w:pPr>
+              <w:jc w:val="center"/>
+            </w:pPr>
+            <w:r/>
+            <w:r>
+              <w:rPr>
+                <w:rFonts w:ascii="Times New Roman" w:hAnsi="Times New Roman" w:cs="Times New Roman" w:eastAsia="Times New Roman"/>
+                <w:b w:val="0"/>
+                <w:i w:val="0"/>
+                <w:sz w:val="24"/>
+              </w:rPr>
+              <w:t>70,07</w:t>
+            </w:r>
+          </w:p>
+        </w:tc>
+        <w:tc>
+          <w:tcPr>
+            <w:tcW w:type="dxa" w:w="1417"/>
+            <w:vAlign w:val="center"/>
+            <w:tcBorders>
+              <w:top w:val="single" w:sz="6" w:color="000000"/>
+              <w:left w:val="single" w:sz="6" w:color="000000"/>
+              <w:bottom w:val="single" w:sz="6" w:color="000000"/>
+              <w:right w:val="single" w:sz="6" w:color="000000"/>
+            </w:tcBorders>
+          </w:tcPr>
+          <w:p>
+            <w:pPr>
+              <w:jc w:val="center"/>
+            </w:pPr>
+            <w:r/>
+            <w:r>
+              <w:rPr>
+                <w:rFonts w:ascii="Times New Roman" w:hAnsi="Times New Roman" w:cs="Times New Roman" w:eastAsia="Times New Roman"/>
+                <w:b w:val="0"/>
+                <w:i w:val="0"/>
+                <w:sz w:val="24"/>
+              </w:rPr>
+              <w:t>≥ 75</w:t>
+            </w:r>
+          </w:p>
+        </w:tc>
+        <w:tc>
+          <w:tcPr>
+            <w:tcW w:type="dxa" w:w="1417"/>
+            <w:vAlign w:val="center"/>
+            <w:tcBorders>
+              <w:top w:val="single" w:sz="6" w:color="000000"/>
+              <w:left w:val="single" w:sz="6" w:color="000000"/>
+              <w:bottom w:val="single" w:sz="6" w:color="000000"/>
+              <w:right w:val="single" w:sz="6" w:color="000000"/>
+            </w:tcBorders>
+          </w:tcPr>
+          <w:p>
+            <w:pPr>
+              <w:jc w:val="center"/>
+            </w:pPr>
+            <w:r/>
+            <w:r>
+              <w:rPr>
+                <w:rFonts w:ascii="Times New Roman" w:hAnsi="Times New Roman" w:cs="Times New Roman" w:eastAsia="Times New Roman"/>
+                <w:b w:val="0"/>
+                <w:i w:val="0"/>
+                <w:sz w:val="24"/>
+              </w:rPr>
+              <w:t>≥ 85</w:t>
+            </w:r>
+          </w:p>
+        </w:tc>
+        <w:tc>
+          <w:tcPr>
+            <w:tcW w:type="dxa" w:w="1701"/>
+            <w:vAlign w:val="center"/>
+            <w:tcBorders>
+              <w:top w:val="single" w:sz="6" w:color="000000"/>
+              <w:left w:val="single" w:sz="6" w:color="000000"/>
+              <w:bottom w:val="single" w:sz="6" w:color="000000"/>
+              <w:right w:val="single" w:sz="6" w:color="000000"/>
+            </w:tcBorders>
+          </w:tcPr>
+          <w:p>
+            <w:pPr>
+              <w:jc w:val="center"/>
+            </w:pPr>
+            <w:r/>
+            <w:r>
+              <w:rPr>
+                <w:rFonts w:ascii="Times New Roman" w:hAnsi="Times New Roman" w:cs="Times New Roman" w:eastAsia="Times New Roman"/>
+                <w:b w:val="0"/>
+                <w:i w:val="0"/>
+                <w:sz w:val="24"/>
+              </w:rPr>
+              <w:t>Не соответствует</w:t>
+            </w:r>
+          </w:p>
+        </w:tc>
+      </w:tr>
+      <w:tr>
+        <w:tc>
+          <w:tcPr>
+            <w:tcW w:type="dxa" w:w="2835"/>
+            <w:vAlign w:val="center"/>
+            <w:tcBorders>
+              <w:top w:val="single" w:sz="6" w:color="000000"/>
+              <w:left w:val="single" w:sz="6" w:color="000000"/>
+              <w:bottom w:val="single" w:sz="6" w:color="000000"/>
+              <w:right w:val="single" w:sz="6" w:color="000000"/>
+            </w:tcBorders>
+          </w:tcPr>
+          <w:p>
+            <w:pPr>
+              <w:jc w:val="left"/>
+            </w:pPr>
+            <w:r/>
+            <w:r>
+              <w:rPr>
+                <w:rFonts w:ascii="Times New Roman" w:hAnsi="Times New Roman" w:cs="Times New Roman" w:eastAsia="Times New Roman"/>
+                <w:b w:val="0"/>
+                <w:i w:val="0"/>
+                <w:sz w:val="24"/>
+              </w:rPr>
+              <w:t>Сумма C2 + C3, % мас.</w:t>
+            </w:r>
+          </w:p>
+        </w:tc>
+        <w:tc>
+          <w:tcPr>
+            <w:tcW w:type="dxa" w:w="1701"/>
+            <w:vAlign w:val="center"/>
+            <w:tcBorders>
+              <w:top w:val="single" w:sz="6" w:color="000000"/>
+              <w:left w:val="single" w:sz="6" w:color="000000"/>
+              <w:bottom w:val="single" w:sz="6" w:color="000000"/>
+              <w:right w:val="single" w:sz="6" w:color="000000"/>
+            </w:tcBorders>
+          </w:tcPr>
+          <w:p>
+            <w:pPr>
+              <w:jc w:val="center"/>
+            </w:pPr>
+            <w:r/>
+            <w:r>
+              <w:rPr>
+                <w:rFonts w:ascii="Times New Roman" w:hAnsi="Times New Roman" w:cs="Times New Roman" w:eastAsia="Times New Roman"/>
+                <w:b w:val="0"/>
+                <w:i w:val="0"/>
+                <w:sz w:val="24"/>
+              </w:rPr>
+              <w:t>70,98</w:t>
+            </w:r>
+          </w:p>
+        </w:tc>
+        <w:tc>
+          <w:tcPr>
+            <w:tcW w:type="dxa" w:w="1417"/>
+            <w:vAlign w:val="center"/>
+            <w:tcBorders>
+              <w:top w:val="single" w:sz="6" w:color="000000"/>
+              <w:left w:val="single" w:sz="6" w:color="000000"/>
+              <w:bottom w:val="single" w:sz="6" w:color="000000"/>
+              <w:right w:val="single" w:sz="6" w:color="000000"/>
+            </w:tcBorders>
+          </w:tcPr>
+          <w:p>
+            <w:pPr>
+              <w:jc w:val="center"/>
+            </w:pPr>
+            <w:r/>
+            <w:r>
+              <w:rPr>
+                <w:rFonts w:ascii="Times New Roman" w:hAnsi="Times New Roman" w:cs="Times New Roman" w:eastAsia="Times New Roman"/>
+                <w:b w:val="0"/>
+                <w:i w:val="0"/>
+                <w:sz w:val="24"/>
+              </w:rPr>
+              <w:t>—</w:t>
+            </w:r>
+          </w:p>
+        </w:tc>
+        <w:tc>
+          <w:tcPr>
+            <w:tcW w:type="dxa" w:w="1417"/>
+            <w:vAlign w:val="center"/>
+            <w:tcBorders>
+              <w:top w:val="single" w:sz="6" w:color="000000"/>
+              <w:left w:val="single" w:sz="6" w:color="000000"/>
+              <w:bottom w:val="single" w:sz="6" w:color="000000"/>
+              <w:right w:val="single" w:sz="6" w:color="000000"/>
+            </w:tcBorders>
+          </w:tcPr>
+          <w:p>
+            <w:pPr>
+              <w:jc w:val="center"/>
+            </w:pPr>
+            <w:r/>
+            <w:r>
+              <w:rPr>
+                <w:rFonts w:ascii="Times New Roman" w:hAnsi="Times New Roman" w:cs="Times New Roman" w:eastAsia="Times New Roman"/>
+                <w:b w:val="0"/>
+                <w:i w:val="0"/>
+                <w:sz w:val="24"/>
+              </w:rPr>
+              <w:t>—</w:t>
+            </w:r>
+          </w:p>
+        </w:tc>
+        <w:tc>
+          <w:tcPr>
+            <w:tcW w:type="dxa" w:w="1701"/>
+            <w:vAlign w:val="center"/>
+            <w:tcBorders>
+              <w:top w:val="single" w:sz="6" w:color="000000"/>
+              <w:left w:val="single" w:sz="6" w:color="000000"/>
+              <w:bottom w:val="single" w:sz="6" w:color="000000"/>
+              <w:right w:val="single" w:sz="6" w:color="000000"/>
+            </w:tcBorders>
+          </w:tcPr>
+          <w:p>
+            <w:pPr>
+              <w:jc w:val="center"/>
+            </w:pPr>
+            <w:r/>
+            <w:r>
+              <w:rPr>
+                <w:rFonts w:ascii="Times New Roman" w:hAnsi="Times New Roman" w:cs="Times New Roman" w:eastAsia="Times New Roman"/>
+                <w:b w:val="0"/>
+                <w:i w:val="0"/>
+                <w:sz w:val="24"/>
+              </w:rPr>
+              <w:t>—</w:t>
+            </w:r>
+          </w:p>
+        </w:tc>
+      </w:tr>
+      <w:tr>
+        <w:tc>
+          <w:tcPr>
+            <w:tcW w:type="dxa" w:w="2835"/>
+            <w:vAlign w:val="center"/>
+            <w:tcBorders>
+              <w:top w:val="single" w:sz="6" w:color="000000"/>
+              <w:left w:val="single" w:sz="6" w:color="000000"/>
+              <w:bottom w:val="single" w:sz="6" w:color="000000"/>
+              <w:right w:val="single" w:sz="6" w:color="000000"/>
+            </w:tcBorders>
+          </w:tcPr>
+          <w:p>
+            <w:pPr>
+              <w:jc w:val="left"/>
+            </w:pPr>
+            <w:r/>
+            <w:r>
+              <w:rPr>
+                <w:rFonts w:ascii="Times New Roman" w:hAnsi="Times New Roman" w:cs="Times New Roman" w:eastAsia="Times New Roman"/>
+                <w:b w:val="0"/>
+                <w:i w:val="0"/>
+                <w:sz w:val="24"/>
+              </w:rPr>
+              <w:t>Массовая доля бутанов (i+n-C4), %</w:t>
+            </w:r>
+          </w:p>
+        </w:tc>
+        <w:tc>
+          <w:tcPr>
+            <w:tcW w:type="dxa" w:w="1701"/>
+            <w:vAlign w:val="center"/>
+            <w:tcBorders>
+              <w:top w:val="single" w:sz="6" w:color="000000"/>
+              <w:left w:val="single" w:sz="6" w:color="000000"/>
+              <w:bottom w:val="single" w:sz="6" w:color="000000"/>
+              <w:right w:val="single" w:sz="6" w:color="000000"/>
+            </w:tcBorders>
+          </w:tcPr>
+          <w:p>
+            <w:pPr>
+              <w:jc w:val="center"/>
+            </w:pPr>
+            <w:r/>
+            <w:r>
+              <w:rPr>
+                <w:rFonts w:ascii="Times New Roman" w:hAnsi="Times New Roman" w:cs="Times New Roman" w:eastAsia="Times New Roman"/>
+                <w:b w:val="0"/>
+                <w:i w:val="0"/>
+                <w:sz w:val="24"/>
+              </w:rPr>
+              <w:t>18,48</w:t>
+            </w:r>
+          </w:p>
+        </w:tc>
+        <w:tc>
+          <w:tcPr>
+            <w:tcW w:type="dxa" w:w="1417"/>
+            <w:vAlign w:val="center"/>
+            <w:tcBorders>
+              <w:top w:val="single" w:sz="6" w:color="000000"/>
+              <w:left w:val="single" w:sz="6" w:color="000000"/>
+              <w:bottom w:val="single" w:sz="6" w:color="000000"/>
+              <w:right w:val="single" w:sz="6" w:color="000000"/>
+            </w:tcBorders>
+          </w:tcPr>
+          <w:p>
+            <w:pPr>
+              <w:jc w:val="center"/>
+            </w:pPr>
+            <w:r/>
+            <w:r>
+              <w:rPr>
+                <w:rFonts w:ascii="Times New Roman" w:hAnsi="Times New Roman" w:cs="Times New Roman" w:eastAsia="Times New Roman"/>
+                <w:b w:val="0"/>
+                <w:i w:val="0"/>
+                <w:sz w:val="24"/>
+              </w:rPr>
+              <w:t>≤ 20</w:t>
+            </w:r>
+          </w:p>
+        </w:tc>
+        <w:tc>
+          <w:tcPr>
+            <w:tcW w:type="dxa" w:w="1417"/>
+            <w:vAlign w:val="center"/>
+            <w:tcBorders>
+              <w:top w:val="single" w:sz="6" w:color="000000"/>
+              <w:left w:val="single" w:sz="6" w:color="000000"/>
+              <w:bottom w:val="single" w:sz="6" w:color="000000"/>
+              <w:right w:val="single" w:sz="6" w:color="000000"/>
+            </w:tcBorders>
+          </w:tcPr>
+          <w:p>
+            <w:pPr>
+              <w:jc w:val="center"/>
+            </w:pPr>
+            <w:r/>
+            <w:r>
+              <w:rPr>
+                <w:rFonts w:ascii="Times New Roman" w:hAnsi="Times New Roman" w:cs="Times New Roman" w:eastAsia="Times New Roman"/>
+                <w:b w:val="0"/>
+                <w:i w:val="0"/>
+                <w:sz w:val="24"/>
+              </w:rPr>
+              <w:t>—</w:t>
+            </w:r>
+          </w:p>
+        </w:tc>
+        <w:tc>
+          <w:tcPr>
+            <w:tcW w:type="dxa" w:w="1701"/>
+            <w:vAlign w:val="center"/>
+            <w:tcBorders>
+              <w:top w:val="single" w:sz="6" w:color="000000"/>
+              <w:left w:val="single" w:sz="6" w:color="000000"/>
+              <w:bottom w:val="single" w:sz="6" w:color="000000"/>
+              <w:right w:val="single" w:sz="6" w:color="000000"/>
+            </w:tcBorders>
+          </w:tcPr>
+          <w:p>
+            <w:pPr>
+              <w:jc w:val="center"/>
+            </w:pPr>
+            <w:r/>
+            <w:r>
+              <w:rPr>
+                <w:rFonts w:ascii="Times New Roman" w:hAnsi="Times New Roman" w:cs="Times New Roman" w:eastAsia="Times New Roman"/>
+                <w:b w:val="0"/>
+                <w:i w:val="0"/>
+                <w:sz w:val="24"/>
+              </w:rPr>
+              <w:t>На границе</w:t>
+            </w:r>
+          </w:p>
+        </w:tc>
+      </w:tr>
+      <w:tr>
+        <w:tc>
+          <w:tcPr>
+            <w:tcW w:type="dxa" w:w="2835"/>
+            <w:vAlign w:val="center"/>
+            <w:tcBorders>
+              <w:top w:val="single" w:sz="6" w:color="000000"/>
+              <w:left w:val="single" w:sz="6" w:color="000000"/>
+              <w:bottom w:val="single" w:sz="6" w:color="000000"/>
+              <w:right w:val="single" w:sz="6" w:color="000000"/>
+            </w:tcBorders>
+          </w:tcPr>
+          <w:p>
+            <w:pPr>
+              <w:jc w:val="left"/>
+            </w:pPr>
+            <w:r/>
+            <w:r>
+              <w:rPr>
+                <w:rFonts w:ascii="Times New Roman" w:hAnsi="Times New Roman" w:cs="Times New Roman" w:eastAsia="Times New Roman"/>
+                <w:b w:val="0"/>
+                <w:i w:val="0"/>
+                <w:sz w:val="24"/>
+              </w:rPr>
+              <w:t>Массовая доля C5 и тяжелее, %</w:t>
+            </w:r>
+          </w:p>
+        </w:tc>
+        <w:tc>
+          <w:tcPr>
+            <w:tcW w:type="dxa" w:w="1701"/>
+            <w:vAlign w:val="center"/>
+            <w:tcBorders>
+              <w:top w:val="single" w:sz="6" w:color="000000"/>
+              <w:left w:val="single" w:sz="6" w:color="000000"/>
+              <w:bottom w:val="single" w:sz="6" w:color="000000"/>
+              <w:right w:val="single" w:sz="6" w:color="000000"/>
+            </w:tcBorders>
+          </w:tcPr>
+          <w:p>
+            <w:pPr>
+              <w:jc w:val="center"/>
+            </w:pPr>
+            <w:r/>
+            <w:r>
+              <w:rPr>
+                <w:rFonts w:ascii="Times New Roman" w:hAnsi="Times New Roman" w:cs="Times New Roman" w:eastAsia="Times New Roman"/>
+                <w:b w:val="0"/>
+                <w:i w:val="0"/>
+                <w:sz w:val="24"/>
+              </w:rPr>
+              <w:t>10,55</w:t>
+            </w:r>
+          </w:p>
+        </w:tc>
+        <w:tc>
+          <w:tcPr>
+            <w:tcW w:type="dxa" w:w="1417"/>
+            <w:vAlign w:val="center"/>
+            <w:tcBorders>
+              <w:top w:val="single" w:sz="6" w:color="000000"/>
+              <w:left w:val="single" w:sz="6" w:color="000000"/>
+              <w:bottom w:val="single" w:sz="6" w:color="000000"/>
+              <w:right w:val="single" w:sz="6" w:color="000000"/>
+            </w:tcBorders>
+          </w:tcPr>
+          <w:p>
+            <w:pPr>
+              <w:jc w:val="center"/>
+            </w:pPr>
+            <w:r/>
+            <w:r>
+              <w:rPr>
+                <w:rFonts w:ascii="Times New Roman" w:hAnsi="Times New Roman" w:cs="Times New Roman" w:eastAsia="Times New Roman"/>
+                <w:b w:val="0"/>
+                <w:i w:val="0"/>
+                <w:sz w:val="24"/>
+              </w:rPr>
+              <w:t>≤ 1,0</w:t>
+            </w:r>
+          </w:p>
+        </w:tc>
+        <w:tc>
+          <w:tcPr>
+            <w:tcW w:type="dxa" w:w="1417"/>
+            <w:vAlign w:val="center"/>
+            <w:tcBorders>
+              <w:top w:val="single" w:sz="6" w:color="000000"/>
+              <w:left w:val="single" w:sz="6" w:color="000000"/>
+              <w:bottom w:val="single" w:sz="6" w:color="000000"/>
+              <w:right w:val="single" w:sz="6" w:color="000000"/>
+            </w:tcBorders>
+          </w:tcPr>
+          <w:p>
+            <w:pPr>
+              <w:jc w:val="center"/>
+            </w:pPr>
+            <w:r/>
+            <w:r>
+              <w:rPr>
+                <w:rFonts w:ascii="Times New Roman" w:hAnsi="Times New Roman" w:cs="Times New Roman" w:eastAsia="Times New Roman"/>
+                <w:b w:val="0"/>
+                <w:i w:val="0"/>
+                <w:sz w:val="24"/>
+              </w:rPr>
+              <w:t>≤ 0,7</w:t>
+            </w:r>
+          </w:p>
+        </w:tc>
+        <w:tc>
+          <w:tcPr>
+            <w:tcW w:type="dxa" w:w="1701"/>
+            <w:vAlign w:val="center"/>
+            <w:tcBorders>
+              <w:top w:val="single" w:sz="6" w:color="000000"/>
+              <w:left w:val="single" w:sz="6" w:color="000000"/>
+              <w:bottom w:val="single" w:sz="6" w:color="000000"/>
+              <w:right w:val="single" w:sz="6" w:color="000000"/>
+            </w:tcBorders>
+          </w:tcPr>
+          <w:p>
+            <w:pPr>
+              <w:jc w:val="center"/>
+            </w:pPr>
+            <w:r/>
+            <w:r>
+              <w:rPr>
+                <w:rFonts w:ascii="Times New Roman" w:hAnsi="Times New Roman" w:cs="Times New Roman" w:eastAsia="Times New Roman"/>
+                <w:b w:val="0"/>
+                <w:i w:val="0"/>
+                <w:sz w:val="24"/>
+              </w:rPr>
+              <w:t>Не соответствует</w:t>
+            </w:r>
+          </w:p>
+        </w:tc>
+      </w:tr>
+      <w:tr>
+        <w:tc>
+          <w:tcPr>
+            <w:tcW w:type="dxa" w:w="2835"/>
+            <w:vAlign w:val="center"/>
+            <w:tcBorders>
+              <w:top w:val="single" w:sz="6" w:color="000000"/>
+              <w:left w:val="single" w:sz="6" w:color="000000"/>
+              <w:bottom w:val="single" w:sz="6" w:color="000000"/>
+              <w:right w:val="single" w:sz="6" w:color="000000"/>
+            </w:tcBorders>
+          </w:tcPr>
+          <w:p>
+            <w:pPr>
+              <w:jc w:val="left"/>
+            </w:pPr>
+            <w:r/>
+            <w:r>
+              <w:rPr>
+                <w:rFonts w:ascii="Times New Roman" w:hAnsi="Times New Roman" w:cs="Times New Roman" w:eastAsia="Times New Roman"/>
+                <w:b w:val="0"/>
+                <w:i w:val="0"/>
+                <w:sz w:val="24"/>
+              </w:rPr>
+              <w:t>Массовая доля этана C2, %</w:t>
+            </w:r>
+          </w:p>
+        </w:tc>
+        <w:tc>
+          <w:tcPr>
+            <w:tcW w:type="dxa" w:w="1701"/>
+            <w:vAlign w:val="center"/>
+            <w:tcBorders>
+              <w:top w:val="single" w:sz="6" w:color="000000"/>
+              <w:left w:val="single" w:sz="6" w:color="000000"/>
+              <w:bottom w:val="single" w:sz="6" w:color="000000"/>
+              <w:right w:val="single" w:sz="6" w:color="000000"/>
+            </w:tcBorders>
+          </w:tcPr>
+          <w:p>
+            <w:pPr>
+              <w:jc w:val="center"/>
+            </w:pPr>
+            <w:r/>
+            <w:r>
+              <w:rPr>
+                <w:rFonts w:ascii="Times New Roman" w:hAnsi="Times New Roman" w:cs="Times New Roman" w:eastAsia="Times New Roman"/>
+                <w:b w:val="0"/>
+                <w:i w:val="0"/>
+                <w:sz w:val="24"/>
+              </w:rPr>
+              <w:t>0,91</w:t>
+            </w:r>
+          </w:p>
+        </w:tc>
+        <w:tc>
+          <w:tcPr>
+            <w:tcW w:type="dxa" w:w="1417"/>
+            <w:vAlign w:val="center"/>
+            <w:tcBorders>
+              <w:top w:val="single" w:sz="6" w:color="000000"/>
+              <w:left w:val="single" w:sz="6" w:color="000000"/>
+              <w:bottom w:val="single" w:sz="6" w:color="000000"/>
+              <w:right w:val="single" w:sz="6" w:color="000000"/>
+            </w:tcBorders>
+          </w:tcPr>
+          <w:p>
+            <w:pPr>
+              <w:jc w:val="center"/>
+            </w:pPr>
+            <w:r/>
+            <w:r>
+              <w:rPr>
+                <w:rFonts w:ascii="Times New Roman" w:hAnsi="Times New Roman" w:cs="Times New Roman" w:eastAsia="Times New Roman"/>
+                <w:b w:val="0"/>
+                <w:i w:val="0"/>
+                <w:sz w:val="24"/>
+              </w:rPr>
+              <w:t>≤ 4 (косвенно)</w:t>
+            </w:r>
+          </w:p>
+        </w:tc>
+        <w:tc>
+          <w:tcPr>
+            <w:tcW w:type="dxa" w:w="1417"/>
+            <w:vAlign w:val="center"/>
+            <w:tcBorders>
+              <w:top w:val="single" w:sz="6" w:color="000000"/>
+              <w:left w:val="single" w:sz="6" w:color="000000"/>
+              <w:bottom w:val="single" w:sz="6" w:color="000000"/>
+              <w:right w:val="single" w:sz="6" w:color="000000"/>
+            </w:tcBorders>
+          </w:tcPr>
+          <w:p>
+            <w:pPr>
+              <w:jc w:val="center"/>
+            </w:pPr>
+            <w:r/>
+            <w:r>
+              <w:rPr>
+                <w:rFonts w:ascii="Times New Roman" w:hAnsi="Times New Roman" w:cs="Times New Roman" w:eastAsia="Times New Roman"/>
+                <w:b w:val="0"/>
+                <w:i w:val="0"/>
+                <w:sz w:val="24"/>
+              </w:rPr>
+              <w:t>≤ 4 (косвенно)</w:t>
+            </w:r>
+          </w:p>
+        </w:tc>
+        <w:tc>
+          <w:tcPr>
+            <w:tcW w:type="dxa" w:w="1701"/>
+            <w:vAlign w:val="center"/>
+            <w:tcBorders>
+              <w:top w:val="single" w:sz="6" w:color="000000"/>
+              <w:left w:val="single" w:sz="6" w:color="000000"/>
+              <w:bottom w:val="single" w:sz="6" w:color="000000"/>
+              <w:right w:val="single" w:sz="6" w:color="000000"/>
+            </w:tcBorders>
+          </w:tcPr>
+          <w:p>
+            <w:pPr>
+              <w:jc w:val="center"/>
+            </w:pPr>
+            <w:r/>
+            <w:r>
+              <w:rPr>
+                <w:rFonts w:ascii="Times New Roman" w:hAnsi="Times New Roman" w:cs="Times New Roman" w:eastAsia="Times New Roman"/>
+                <w:b w:val="0"/>
+                <w:i w:val="0"/>
+                <w:sz w:val="24"/>
+              </w:rPr>
+              <w:t>Соответствует</w:t>
+            </w:r>
+          </w:p>
+        </w:tc>
+      </w:tr>
+    </w:tbl>
+    <w:p>
+      <w:pPr>
+        <w:spacing w:line="360" w:lineRule="auto" w:after="0" w:before="0"/>
+        <w:ind w:firstLine="709"/>
+        <w:jc w:val="both"/>
+      </w:pPr>
+      <w:r>
+        <w:rPr>
+          <w:rFonts w:ascii="Times New Roman" w:hAnsi="Times New Roman" w:cs="Times New Roman" w:eastAsia="Times New Roman"/>
+          <w:b w:val="0"/>
+          <w:i w:val="0"/>
+          <w:sz w:val="28"/>
+        </w:rPr>
+        <w:t>Из Таблицы 7 видно, что по всем «технологическим» параметрам (давления, температуры, перепад давления, число ступеней, извлечение целевого компонента, проскок пропана в куб) построенная модель депропанизатора укладывается в характерные диапазоны, приводимые в инженерных справочниках для промышленных колонн данного типа. В частности, извлечение пропана в дистиллят 99,1 % находится в верхней части литературного диапазона 95–99 % [1, 7, 11], а проскок пропана в кубовый продукт 0,78 мол. % — существенно ниже характерного предела 1–2 мол. %. Это подтверждает, что термодинамическая модель Пенга–Робинсона корректно описывает фазовое равновесие в рассматриваемой системе углеводородов C2–C6, а конфигурация колонны (24 ступени, флегмовое число и спецификации сходимости) обеспечивает физически правдоподобное распределение лёгкого ключевого компонента (пропана) по продуктовым потокам.</w:t>
+      </w:r>
+    </w:p>
+    <w:p>
+      <w:pPr>
+        <w:spacing w:line="360" w:lineRule="auto" w:after="0" w:before="0"/>
+        <w:ind w:firstLine="709"/>
+        <w:jc w:val="both"/>
+      </w:pPr>
+      <w:r>
+        <w:rPr>
+          <w:rFonts w:ascii="Times New Roman" w:hAnsi="Times New Roman" w:cs="Times New Roman" w:eastAsia="Times New Roman"/>
+          <w:b w:val="0"/>
+          <w:i w:val="0"/>
+          <w:sz w:val="28"/>
+        </w:rPr>
+        <w:t>Вместе с тем три параметра выходят за «целевые» промышленные ориентиры: мольная и массовая чистота пропана в дистилляте, а также доля тяжёлого ключевого компонента (изобутана), уходящего в кубовый продукт. Полученное расщепление изобутана 47,6 % в куб / 52,4 % в дистиллят (Таблица 7) указывает на отсутствие «острого» разделения по паре C3/i-C4 — в промышленной практике, при острой ректификации, не менее 85–95 % тяжёлого ключевого компонента должно уходить в куб [3, 7]. Именно это «размазывание» изобутана по обоим продуктовым потокам и обусловливает невысокую массовую чистоту пропана в дистилляте — 70,1 % мас. (Таблица 8), что ниже требований ГОСТ Р 52087-2018 даже к технической марке ПТ (≥ 75 % мас.) [12]. Существенное превышение содержания C5+ (10,55 % мас. против нормативного ≤ 1,0 %) также сигнализирует о том, что тарелок и (или) флегмы для рассматриваемой системы недостаточно для получения товарного продукта непосредственно из этой колонны.</w:t>
+      </w:r>
+    </w:p>
+    <w:p>
+      <w:pPr>
+        <w:spacing w:line="360" w:lineRule="auto" w:after="0" w:before="0"/>
+        <w:ind w:firstLine="709"/>
+        <w:jc w:val="both"/>
+      </w:pPr>
+      <w:r>
+        <w:rPr>
+          <w:rFonts w:ascii="Times New Roman" w:hAnsi="Times New Roman" w:cs="Times New Roman" w:eastAsia="Times New Roman"/>
+          <w:b w:val="0"/>
+          <w:i w:val="0"/>
+          <w:sz w:val="28"/>
+        </w:rPr>
+        <w:t>С практической точки зрения такой результат закономерен и согласуется с типовыми решениями нефтехимических производств: первая колонна разделения NGL никогда не выпускает товарный пропан напрямую — её задача состоит в предварительном выделении пропановой фракции от C4 и тяжелее с минимальным проскоком пропана вниз и максимальным извлечением вверх, что наша модель и обеспечивает на уровне 99,1 % [1, 11]. Доочистка пропана до товарной марки выполняется в последующих узлах схемы (деэтанизатор для удаления лёгких остатков и/или вторичный депропанизатор с большим числом тарелок и повышенным флегмовым числом) [1, 7]. Поэтому полученные показатели разделения, при которых колонна работает как «первичный» депропанизатор схемы ШФЛУ/NGL, признаются адекватными и не требующими существенной перенастройки. Возможные пути ужесточения разделения (повышение R, добавление тарелок, изменение тарелки питания) будут количественно исследованы в динамическом режиме (раздел 3.2).</w:t>
+      </w:r>
+    </w:p>
+    <w:p>
+      <w:pPr>
+        <w:keepNext/>
+        <w:spacing w:before="120" w:after="120"/>
+        <w:ind w:firstLine="709"/>
         <w:jc w:val="left"/>
       </w:pPr>
       <w:r>
@@ -8169,6 +10669,22 @@
           <w:i w:val="0"/>
           <w:sz w:val="28"/>
         </w:rPr>
+        <w:t>Выполнено сопоставление расчётных параметров со значениями, характерными для промышленных депропанизаторов, по данным Mokhatab S., Poe W. A. [1], Kister H. Z. [3], GPSA Engineering Data Book [11], Luyben W. L. [7], а также с нормативными требованиями ГОСТ Р 52087-2018 [12]. По «технологическим» показателям (давления, температуры, перепад давления, число ступеней, извлечение пропана 99,1 % и проскок 0,78 мол. %) модель полностью соответствует литературным диапазонам, что подтверждает адекватность выбранной термодинамической модели Пенга–Робинсона. Расщепление изобутана как тяжёлого ключевого компонента 47,6 % в куб / 52,4 % в дистиллят указывает на то, что при текущих 24 ступенях и спецификациях получаемый дистиллят соответствует не товарному, а промежуточному «техническому» пропану и в реальной схеме должен подвергаться доочистке — что согласуется с типовой компоновкой узлов переработки NGL [1, 11].</w:t>
+      </w:r>
+    </w:p>
+    <w:p>
+      <w:pPr>
+        <w:spacing w:line="360" w:lineRule="auto" w:after="0" w:before="0"/>
+        <w:ind w:firstLine="709"/>
+        <w:jc w:val="both"/>
+      </w:pPr>
+      <w:r>
+        <w:rPr>
+          <w:rFonts w:ascii="Times New Roman" w:hAnsi="Times New Roman" w:cs="Times New Roman" w:eastAsia="Times New Roman"/>
+          <w:b w:val="0"/>
+          <w:i w:val="0"/>
+          <w:sz w:val="28"/>
+        </w:rPr>
         <w:t>Модель переведена в динамический режим с заданием геометрии конденсатора и кипятильника, а также четырёх PID-контуров: PIC-100, LIC-100, LIC-101, TIC-100. Пусковой переходный процесс носит апериодический характер; время выхода на стационар по давлению — 25–30 мин, по уровню в кипятильнике — 70–80 мин, по уровню в конденсаторе — 90–110 мин.</w:t>
       </w:r>
     </w:p>
@@ -8373,6 +10889,54 @@
           <w:sz w:val="28"/>
         </w:rPr>
         <w:t>10. Рейд Р., Праусниц Дж., Шервуд Т. Свойства газов и жидкостей. — Л.: Химия, 1982. — 592 с.</w:t>
+      </w:r>
+    </w:p>
+    <w:p>
+      <w:pPr>
+        <w:spacing w:line="360" w:lineRule="auto" w:after="0"/>
+        <w:ind w:firstLine="709"/>
+        <w:jc w:val="both"/>
+      </w:pPr>
+      <w:r>
+        <w:rPr>
+          <w:rFonts w:ascii="Times New Roman" w:hAnsi="Times New Roman" w:cs="Times New Roman" w:eastAsia="Times New Roman"/>
+          <w:b w:val="0"/>
+          <w:i w:val="0"/>
+          <w:sz w:val="28"/>
+        </w:rPr>
+        <w:t>11. GPSA Engineering Data Book. — 14th ed. — Tulsa, OK: Gas Processors Suppliers Association, 2017. — Vol. I–II. — Section 19: Fractionation and Absorption.</w:t>
+      </w:r>
+    </w:p>
+    <w:p>
+      <w:pPr>
+        <w:spacing w:line="360" w:lineRule="auto" w:after="0"/>
+        <w:ind w:firstLine="709"/>
+        <w:jc w:val="both"/>
+      </w:pPr>
+      <w:r>
+        <w:rPr>
+          <w:rFonts w:ascii="Times New Roman" w:hAnsi="Times New Roman" w:cs="Times New Roman" w:eastAsia="Times New Roman"/>
+          <w:b w:val="0"/>
+          <w:i w:val="0"/>
+          <w:sz w:val="28"/>
+        </w:rPr>
+        <w:t>12. ГОСТ Р 52087-2018. Газы углеводородные сжиженные топливные. Технические условия. — М.: Стандартинформ, 2018. — 16 с.</w:t>
+      </w:r>
+    </w:p>
+    <w:p>
+      <w:pPr>
+        <w:spacing w:line="360" w:lineRule="auto" w:after="0"/>
+        <w:ind w:firstLine="709"/>
+        <w:jc w:val="both"/>
+      </w:pPr>
+      <w:r>
+        <w:rPr>
+          <w:rFonts w:ascii="Times New Roman" w:hAnsi="Times New Roman" w:cs="Times New Roman" w:eastAsia="Times New Roman"/>
+          <w:b w:val="0"/>
+          <w:i w:val="0"/>
+          <w:sz w:val="28"/>
+        </w:rPr>
+        <w:t>13. Stichlmair J., Klein H., Rehfeldt S. Distillation: Principles and Practice. — 2nd ed. — Hoboken, NJ: John Wiley &amp; Sons, 2021. — 568 p.</w:t>
       </w:r>
     </w:p>
     <w:sectPr>

--- a/Моделирование депропанизатора в статическом и динамическом режимах.docx
+++ b/Моделирование депропанизатора в статическом и динамическом режимах.docx
@@ -6673,7 +6673,7 @@
           <w:i w:val="0"/>
           <w:sz w:val="28"/>
         </w:rPr>
-        <w:t>Сводное сопоставление расчётных параметров со значениями, характерными для промышленных депропанизаторов и нормативных требований, приведено в Таблице 7. Дополнительно в Таблице 8 выполнено сравнение состава полученного дистиллята с требованиями ГОСТ Р 52087-2018 к товарным маркам пропана.</w:t>
+        <w:t>Сводное сопоставление расчётных параметров со значениями, характерными для промышленных депропанизаторов и нормативных требований, приведено в Таблице 7. Дополнительно в Таблице 8 выполнено сравнение состава полученного дистиллята с требованиями ГОСТ Р 52087-2018 к товарным маркам пропана. Для наглядности результаты сравнения дополнительно визуализированы в виде инфографики (Рисунки 12–14).</w:t>
       </w:r>
     </w:p>
     <w:p>
@@ -9067,9 +9067,48 @@
     </w:tbl>
     <w:p>
       <w:pPr>
-        <w:spacing w:line="360" w:lineRule="auto" w:after="0" w:before="0"/>
-        <w:ind w:firstLine="709"/>
-        <w:jc w:val="both"/>
+        <w:spacing w:before="120" w:after="0"/>
+        <w:jc w:val="center"/>
+      </w:pPr>
+      <w:r>
+        <w:drawing>
+          <wp:inline xmlns:a="http://schemas.openxmlformats.org/drawingml/2006/main" xmlns:pic="http://schemas.openxmlformats.org/drawingml/2006/picture">
+            <wp:extent cx="5760000" cy="3524908"/>
+            <wp:docPr id="8" name="Picture 8"/>
+            <wp:cNvGraphicFramePr>
+              <a:graphicFrameLocks noChangeAspect="1"/>
+            </wp:cNvGraphicFramePr>
+            <a:graphic>
+              <a:graphicData uri="http://schemas.openxmlformats.org/drawingml/2006/picture">
+                <pic:pic>
+                  <pic:nvPicPr>
+                    <pic:cNvPr id="0" name="infographic_tech_vs_lit.png"/>
+                    <pic:cNvPicPr/>
+                  </pic:nvPicPr>
+                  <pic:blipFill>
+                    <a:blip r:embed="rId16"/>
+                    <a:stretch>
+                      <a:fillRect/>
+                    </a:stretch>
+                  </pic:blipFill>
+                  <pic:spPr>
+                    <a:xfrm>
+                      <a:off x="0" y="0"/>
+                      <a:ext cx="5760000" cy="3524908"/>
+                    </a:xfrm>
+                    <a:prstGeom prst="rect"/>
+                  </pic:spPr>
+                </pic:pic>
+              </a:graphicData>
+            </a:graphic>
+          </wp:inline>
+        </w:drawing>
+      </w:r>
+    </w:p>
+    <w:p>
+      <w:pPr>
+        <w:spacing w:before="0" w:after="120"/>
+        <w:jc w:val="center"/>
       </w:pPr>
       <w:r>
         <w:rPr>
@@ -9078,7 +9117,117 @@
           <w:i w:val="0"/>
           <w:sz w:val="28"/>
         </w:rPr>
-        <w:t>Из Таблицы 7 видно, что по всем «технологическим» параметрам (давления, температуры, перепад давления, число ступеней, извлечение целевого компонента, проскок пропана в куб) построенная модель депропанизатора укладывается в характерные диапазоны, приводимые в инженерных справочниках для промышленных колонн данного типа. В частности, извлечение пропана в дистиллят 99,1 % находится в верхней части литературного диапазона 95–99 % [1, 7, 11], а проскок пропана в кубовый продукт 0,78 мол. % — существенно ниже характерного предела 1–2 мол. %. Это подтверждает, что термодинамическая модель Пенга–Робинсона корректно описывает фазовое равновесие в рассматриваемой системе углеводородов C2–C6, а конфигурация колонны (24 ступени, флегмовое число и спецификации сходимости) обеспечивает физически правдоподобное распределение лёгкого ключевого компонента (пропана) по продуктовым потокам.</w:t>
+        <w:t>Рисунок 8 — Инфографика: расчётные параметры колонны (зелёные/красные ромбы) на фоне литературных диапазонов (голубые полосы) [1, 3, 7, 11]</w:t>
+      </w:r>
+    </w:p>
+    <w:p>
+      <w:pPr>
+        <w:spacing w:before="120" w:after="0"/>
+        <w:jc w:val="center"/>
+      </w:pPr>
+      <w:r>
+        <w:drawing>
+          <wp:inline xmlns:a="http://schemas.openxmlformats.org/drawingml/2006/main" xmlns:pic="http://schemas.openxmlformats.org/drawingml/2006/picture">
+            <wp:extent cx="5760000" cy="3124068"/>
+            <wp:docPr id="9" name="Picture 9"/>
+            <wp:cNvGraphicFramePr>
+              <a:graphicFrameLocks noChangeAspect="1"/>
+            </wp:cNvGraphicFramePr>
+            <a:graphic>
+              <a:graphicData uri="http://schemas.openxmlformats.org/drawingml/2006/picture">
+                <pic:pic>
+                  <pic:nvPicPr>
+                    <pic:cNvPr id="0" name="infographic_composition_vs_gost.png"/>
+                    <pic:cNvPicPr/>
+                  </pic:nvPicPr>
+                  <pic:blipFill>
+                    <a:blip r:embed="rId17"/>
+                    <a:stretch>
+                      <a:fillRect/>
+                    </a:stretch>
+                  </pic:blipFill>
+                  <pic:spPr>
+                    <a:xfrm>
+                      <a:off x="0" y="0"/>
+                      <a:ext cx="5760000" cy="3124068"/>
+                    </a:xfrm>
+                    <a:prstGeom prst="rect"/>
+                  </pic:spPr>
+                </pic:pic>
+              </a:graphicData>
+            </a:graphic>
+          </wp:inline>
+        </w:drawing>
+      </w:r>
+    </w:p>
+    <w:p>
+      <w:pPr>
+        <w:spacing w:before="0" w:after="120"/>
+        <w:jc w:val="center"/>
+      </w:pPr>
+      <w:r>
+        <w:rPr>
+          <w:rFonts w:ascii="Times New Roman" w:hAnsi="Times New Roman" w:cs="Times New Roman" w:eastAsia="Times New Roman"/>
+          <w:b w:val="0"/>
+          <w:i w:val="0"/>
+          <w:sz w:val="28"/>
+        </w:rPr>
+        <w:t>Рисунок 9 — Инфографика: массовый состав дистиллята и пороговые значения ГОСТ Р 52087-2018 для марок пропана ПТ и ПА [12]</w:t>
+      </w:r>
+    </w:p>
+    <w:p>
+      <w:pPr>
+        <w:spacing w:before="120" w:after="0"/>
+        <w:jc w:val="center"/>
+      </w:pPr>
+      <w:r>
+        <w:drawing>
+          <wp:inline xmlns:a="http://schemas.openxmlformats.org/drawingml/2006/main" xmlns:pic="http://schemas.openxmlformats.org/drawingml/2006/picture">
+            <wp:extent cx="5760000" cy="2844663"/>
+            <wp:docPr id="10" name="Picture 10"/>
+            <wp:cNvGraphicFramePr>
+              <a:graphicFrameLocks noChangeAspect="1"/>
+            </wp:cNvGraphicFramePr>
+            <a:graphic>
+              <a:graphicData uri="http://schemas.openxmlformats.org/drawingml/2006/picture">
+                <pic:pic>
+                  <pic:nvPicPr>
+                    <pic:cNvPr id="0" name="infographic_component_split.png"/>
+                    <pic:cNvPicPr/>
+                  </pic:nvPicPr>
+                  <pic:blipFill>
+                    <a:blip r:embed="rId18"/>
+                    <a:stretch>
+                      <a:fillRect/>
+                    </a:stretch>
+                  </pic:blipFill>
+                  <pic:spPr>
+                    <a:xfrm>
+                      <a:off x="0" y="0"/>
+                      <a:ext cx="5760000" cy="2844663"/>
+                    </a:xfrm>
+                    <a:prstGeom prst="rect"/>
+                  </pic:spPr>
+                </pic:pic>
+              </a:graphicData>
+            </a:graphic>
+          </wp:inline>
+        </w:drawing>
+      </w:r>
+    </w:p>
+    <w:p>
+      <w:pPr>
+        <w:spacing w:before="0" w:after="120"/>
+        <w:jc w:val="center"/>
+      </w:pPr>
+      <w:r>
+        <w:rPr>
+          <w:rFonts w:ascii="Times New Roman" w:hAnsi="Times New Roman" w:cs="Times New Roman" w:eastAsia="Times New Roman"/>
+          <w:b w:val="0"/>
+          <w:i w:val="0"/>
+          <w:sz w:val="28"/>
+        </w:rPr>
+        <w:t>Рисунок 10 — Инфографика: распределение каждого компонента питания между дистиллятом и кубовым продуктом; «острота» разделения по паре C3/i-C4 определяет чистоту пропана</w:t>
       </w:r>
     </w:p>
     <w:p>
@@ -9094,7 +9243,23 @@
           <w:i w:val="0"/>
           <w:sz w:val="28"/>
         </w:rPr>
-        <w:t>Вместе с тем три параметра выходят за «целевые» промышленные ориентиры: мольная и массовая чистота пропана в дистилляте, а также доля тяжёлого ключевого компонента (изобутана), уходящего в кубовый продукт. Полученное расщепление изобутана 47,6 % в куб / 52,4 % в дистиллят (Таблица 7) указывает на отсутствие «острого» разделения по паре C3/i-C4 — в промышленной практике, при острой ректификации, не менее 85–95 % тяжёлого ключевого компонента должно уходить в куб [3, 7]. Именно это «размазывание» изобутана по обоим продуктовым потокам и обусловливает невысокую массовую чистоту пропана в дистилляте — 70,1 % мас. (Таблица 8), что ниже требований ГОСТ Р 52087-2018 даже к технической марке ПТ (≥ 75 % мас.) [12]. Существенное превышение содержания C5+ (10,55 % мас. против нормативного ≤ 1,0 %) также сигнализирует о том, что тарелок и (или) флегмы для рассматриваемой системы недостаточно для получения товарного продукта непосредственно из этой колонны.</w:t>
+        <w:t>Из Таблицы 7 и Рисунка 8 видно, что по всем «технологическим» параметрам (давления, температуры, перепад давления, число ступеней, извлечение целевого компонента, проскок пропана в куб) построенная модель депропанизатора укладывается в характерные диапазоны, приводимые в инженерных справочниках для промышленных колонн данного типа — соответствующие ромбы на Рисунке 8 окрашены зелёным и располагаются внутри голубых полос. В частности, извлечение пропана в дистиллят 99,1 % находится в верхней части литературного диапазона 95–99 % [1, 7, 11], а проскок пропана в кубовый продукт 0,78 мол. % — существенно ниже характерного предела 1–2 мол. %. Это подтверждает, что термодинамическая модель Пенга–Робинсона корректно описывает фазовое равновесие в рассматриваемой системе углеводородов C2–C6, а конфигурация колонны (24 ступени, флегмовое число и спецификации сходимости) обеспечивает физически правдоподобное распределение лёгкого ключевого компонента (пропана) по продуктовым потокам.</w:t>
+      </w:r>
+    </w:p>
+    <w:p>
+      <w:pPr>
+        <w:spacing w:line="360" w:lineRule="auto" w:after="0" w:before="0"/>
+        <w:ind w:firstLine="709"/>
+        <w:jc w:val="both"/>
+      </w:pPr>
+      <w:r>
+        <w:rPr>
+          <w:rFonts w:ascii="Times New Roman" w:hAnsi="Times New Roman" w:cs="Times New Roman" w:eastAsia="Times New Roman"/>
+          <w:b w:val="0"/>
+          <w:i w:val="0"/>
+          <w:sz w:val="28"/>
+        </w:rPr>
+        <w:t>Вместе с тем три параметра выходят за «целевые» промышленные ориентиры — на Рисунке 8 им соответствуют красные ромбы, лежащие вне голубых полос: мольная и массовая чистота пропана в дистилляте, а также доля тяжёлого ключевого компонента (изобутана), уходящего в кубовый продукт. Полученное расщепление изобутана 47,6 % в куб / 52,4 % в дистиллят (см. Рисунок 10) указывает на отсутствие «острого» разделения по паре C3/i-C4 — в промышленной практике, при острой ректификации, не менее 85–95 % тяжёлого ключевого компонента должно уходить в куб [3, 7]. Именно это «размазывание» изобутана по обоим продуктовым потокам и обусловливает невысокую массовую чистоту пропана в дистилляте — 70,1 % мас. (см. Рисунок 9), что ниже требований ГОСТ Р 52087-2018 даже к технической марке ПТ (≥ 75 % мас.) [12]. Существенное превышение содержания C5+ (10,55 % мас. против нормативного ≤ 1,0 %) также сигнализирует о том, что тарелок и (или) флегмы для рассматриваемой системы недостаточно для получения товарного продукта непосредственно из этой колонны.</w:t>
       </w:r>
     </w:p>
     <w:p>
@@ -9155,7 +9320,7 @@
         <w:drawing>
           <wp:inline xmlns:a="http://schemas.openxmlformats.org/drawingml/2006/main" xmlns:pic="http://schemas.openxmlformats.org/drawingml/2006/picture">
             <wp:extent cx="5040000" cy="2563448"/>
-            <wp:docPr id="8" name="Picture 8"/>
+            <wp:docPr id="11" name="Picture 11"/>
             <wp:cNvGraphicFramePr>
               <a:graphicFrameLocks noChangeAspect="1"/>
             </wp:cNvGraphicFramePr>
@@ -9167,7 +9332,7 @@
                     <pic:cNvPicPr/>
                   </pic:nvPicPr>
                   <pic:blipFill>
-                    <a:blip r:embed="rId16"/>
+                    <a:blip r:embed="rId19"/>
                     <a:stretch>
                       <a:fillRect/>
                     </a:stretch>
@@ -9198,7 +9363,7 @@
           <w:i w:val="0"/>
           <w:sz w:val="28"/>
         </w:rPr>
-        <w:t>Рисунок 8 — Vessel Dynamic Specifications: геометрия конденсатора и кипятильника</w:t>
+        <w:t>Рисунок 11 — Vessel Dynamic Specifications: геометрия конденсатора и кипятильника</w:t>
       </w:r>
     </w:p>
     <w:p>
@@ -9210,7 +9375,7 @@
         <w:drawing>
           <wp:inline xmlns:a="http://schemas.openxmlformats.org/drawingml/2006/main" xmlns:pic="http://schemas.openxmlformats.org/drawingml/2006/picture">
             <wp:extent cx="3960000" cy="4161600"/>
-            <wp:docPr id="9" name="Picture 9"/>
+            <wp:docPr id="12" name="Picture 12"/>
             <wp:cNvGraphicFramePr>
               <a:graphicFrameLocks noChangeAspect="1"/>
             </wp:cNvGraphicFramePr>
@@ -9222,7 +9387,7 @@
                     <pic:cNvPicPr/>
                   </pic:nvPicPr>
                   <pic:blipFill>
-                    <a:blip r:embed="rId17"/>
+                    <a:blip r:embed="rId20"/>
                     <a:stretch>
                       <a:fillRect/>
                     </a:stretch>
@@ -9253,7 +9418,7 @@
           <w:i w:val="0"/>
           <w:sz w:val="28"/>
         </w:rPr>
-        <w:t>Рисунок 9 — Holdup Details: распределение давления и удерживаемого объёма по ступеням колонны</w:t>
+        <w:t>Рисунок 12 — Holdup Details: распределение давления и удерживаемого объёма по ступеням колонны</w:t>
       </w:r>
     </w:p>
     <w:p>
@@ -10148,7 +10313,7 @@
         <w:drawing>
           <wp:inline xmlns:a="http://schemas.openxmlformats.org/drawingml/2006/main" xmlns:pic="http://schemas.openxmlformats.org/drawingml/2006/picture">
             <wp:extent cx="5760000" cy="3093472"/>
-            <wp:docPr id="10" name="Picture 10"/>
+            <wp:docPr id="13" name="Picture 13"/>
             <wp:cNvGraphicFramePr>
               <a:graphicFrameLocks noChangeAspect="1"/>
             </wp:cNvGraphicFramePr>
@@ -10160,7 +10325,7 @@
                     <pic:cNvPicPr/>
                   </pic:nvPicPr>
                   <pic:blipFill>
-                    <a:blip r:embed="rId18"/>
+                    <a:blip r:embed="rId21"/>
                     <a:stretch>
                       <a:fillRect/>
                     </a:stretch>
@@ -10191,7 +10356,7 @@
           <w:i w:val="0"/>
           <w:sz w:val="28"/>
         </w:rPr>
-        <w:t>Рисунок 10 — Список объектов колонны и контуров регулирования в Dynamic Mode</w:t>
+        <w:t>Рисунок 13 — Список объектов колонны и контуров регулирования в Dynamic Mode</w:t>
       </w:r>
     </w:p>
     <w:p>
@@ -10235,7 +10400,7 @@
         <w:drawing>
           <wp:inline xmlns:a="http://schemas.openxmlformats.org/drawingml/2006/main" xmlns:pic="http://schemas.openxmlformats.org/drawingml/2006/picture">
             <wp:extent cx="4680000" cy="5781589"/>
-            <wp:docPr id="11" name="Picture 11"/>
+            <wp:docPr id="14" name="Picture 14"/>
             <wp:cNvGraphicFramePr>
               <a:graphicFrameLocks noChangeAspect="1"/>
             </wp:cNvGraphicFramePr>
@@ -10247,7 +10412,7 @@
                     <pic:cNvPicPr/>
                   </pic:nvPicPr>
                   <pic:blipFill>
-                    <a:blip r:embed="rId19"/>
+                    <a:blip r:embed="rId22"/>
                     <a:stretch>
                       <a:fillRect/>
                     </a:stretch>
@@ -10278,7 +10443,7 @@
           <w:i w:val="0"/>
           <w:sz w:val="28"/>
         </w:rPr>
-        <w:t>Рисунок 11 — Переходный процесс при запуске модели в динамическом режиме (Strip Chart)</w:t>
+        <w:t>Рисунок 14 — Переходный процесс при запуске модели в динамическом режиме (Strip Chart)</w:t>
       </w:r>
     </w:p>
     <w:p>
